--- a/编程/动态规划讲义/01_动态规划_从零建立模型.docx
+++ b/编程/动态规划讲义/01_动态规划_从零建立模型.docx
@@ -8,9 +8,6 @@
         <w:widowControl/>
       </w:pPr>
       <w:r>
-        <w:rPr>
-          <w:b w:val="0"/>
-        </w:rPr>
         <w:t>动态规划自学讲义</w:t>
       </w:r>
     </w:p>
@@ -20,9 +17,6 @@
         <w:widowControl/>
       </w:pPr>
       <w:r>
-        <w:rPr>
-          <w:b w:val="0"/>
-        </w:rPr>
         <w:t>第一册 从零建立模型</w:t>
       </w:r>
     </w:p>
@@ -42,9 +36,6 @@
         <w:widowControl/>
       </w:pPr>
       <w:r>
-        <w:rPr>
-          <w:b w:val="0"/>
-        </w:rPr>
         <w:t>这套讲义要帮助你学会一件事：面对很多种选择，判断哪些过去必须记住，哪些过去可以合并，然后有根据地算出答案。我们从纸上走楼梯开始，逐步走向提高组的树、集合、数位与优化。你不必先把递归学得很熟，才能开始第一册。</w:t>
       </w:r>
     </w:p>
@@ -53,9 +44,6 @@
         <w:widowControl/>
       </w:pPr>
       <w:r>
-        <w:rPr>
-          <w:b w:val="0"/>
-        </w:rPr>
         <w:t>每次读一个小节，先完成“先停下来想”，再读推导。例题是用来学习方法的；第三册的独立练习要合上讲义做。讲义给状态、推理和局部代码，不提供整题可提交程序。输入、变量、循环、自测和最后提交由你完成。</w:t>
       </w:r>
     </w:p>
@@ -64,9 +52,6 @@
         <w:widowControl/>
       </w:pPr>
       <w:r>
-        <w:rPr>
-          <w:b w:val="0"/>
-        </w:rPr>
         <w:t>妈妈可以检查你是否讲清“这一格是什么、为什么这样合并、有没有漏掉或重复”。程序是否正确，还需要实际运行和小规模核验。看懂、自己做出、隔天还会、换题会用，是四种不同的进展。</w:t>
       </w:r>
     </w:p>
@@ -76,9 +61,6 @@
         <w:widowControl/>
       </w:pPr>
       <w:r>
-        <w:rPr>
-          <w:b w:val="0"/>
-        </w:rPr>
         <w:t>这套讲义怎样服务考试</w:t>
       </w:r>
     </w:p>
@@ -87,9 +69,6 @@
         <w:widowControl/>
       </w:pPr>
       <w:r>
-        <w:rPr>
-          <w:b w:val="0"/>
-        </w:rPr>
         <w:t>按2026年10月12日核对的官方资料，GESP六级涉及简单一维DP和简单背包，七级进一步涉及二维DP及最值优化，八级还要求更综合的效率分析与优化。五级的递归、分治、贪心、复杂度等是本书的重要前置知识。本书的章节顺序是教学安排，不是各级考试的官方题单。[S1]</w:t>
       </w:r>
     </w:p>
@@ -98,9 +77,6 @@
         <w:widowControl/>
       </w:pPr>
       <w:r>
-        <w:rPr>
-          <w:b w:val="0"/>
-        </w:rPr>
         <w:t>提高组的DP学习还要进入多维、树形、状态压缩和常用优化等方向。第二册围绕这些能力组织，数位、概率期望和几类优化作为拓展与综合训练。会做DP不能替代GESP或CSP-S的数论、图论、数据结构、字符串、阅读程序与考场训练。[S2]</w:t>
       </w:r>
     </w:p>
@@ -109,9 +85,6 @@
         <w:widowControl/>
       </w:pPr>
       <w:r>
-        <w:rPr>
-          <w:b w:val="0"/>
-        </w:rPr>
         <w:t>本书不承诺读完就能通过考试。我们把目标落实成可检查的作品：手推表、状态定义、正确性理由、独立程序、边界测试、隔天重做和陌生题迁移。</w:t>
       </w:r>
     </w:p>
@@ -126,9 +99,6 @@
         <w:widowControl/>
       </w:pPr>
       <w:r>
-        <w:rPr>
-          <w:b w:val="0"/>
-        </w:rPr>
         <w:t>本册目录</w:t>
       </w:r>
     </w:p>
@@ -229,7 +199,7 @@
       </w:hyperlink>
       <w:r>
         <w:tab/>
-        <w:t>7</w:t>
+        <w:t>8</w:t>
       </w:r>
     </w:p>
     <w:p>
@@ -249,7 +219,7 @@
       </w:hyperlink>
       <w:r>
         <w:tab/>
-        <w:t>9</w:t>
+        <w:t>10</w:t>
       </w:r>
     </w:p>
     <w:p>
@@ -269,7 +239,7 @@
       </w:hyperlink>
       <w:r>
         <w:tab/>
-        <w:t>10</w:t>
+        <w:t>11</w:t>
       </w:r>
     </w:p>
     <w:p>
@@ -289,7 +259,7 @@
       </w:hyperlink>
       <w:r>
         <w:tab/>
-        <w:t>11</w:t>
+        <w:t>12</w:t>
       </w:r>
     </w:p>
     <w:p>
@@ -309,7 +279,7 @@
       </w:hyperlink>
       <w:r>
         <w:tab/>
-        <w:t>12</w:t>
+        <w:t>13</w:t>
       </w:r>
     </w:p>
     <w:p>
@@ -329,7 +299,7 @@
       </w:hyperlink>
       <w:r>
         <w:tab/>
-        <w:t>14</w:t>
+        <w:t>15</w:t>
       </w:r>
     </w:p>
     <w:p>
@@ -349,7 +319,7 @@
       </w:hyperlink>
       <w:r>
         <w:tab/>
-        <w:t>15</w:t>
+        <w:t>16</w:t>
       </w:r>
     </w:p>
     <w:p>
@@ -369,7 +339,7 @@
       </w:hyperlink>
       <w:r>
         <w:tab/>
-        <w:t>16</w:t>
+        <w:t>17</w:t>
       </w:r>
     </w:p>
     <w:p>
@@ -389,7 +359,7 @@
       </w:hyperlink>
       <w:r>
         <w:tab/>
-        <w:t>17</w:t>
+        <w:t>18</w:t>
       </w:r>
     </w:p>
     <w:p>
@@ -398,9 +368,6 @@
         <w:widowControl/>
       </w:pPr>
       <w:r>
-        <w:rPr>
-          <w:b w:val="0"/>
-        </w:rPr>
         <w:t>目录可点击跳转。打印阅读时可按章选择页码。</w:t>
       </w:r>
     </w:p>
@@ -412,9 +379,6 @@
         <w:widowControl/>
       </w:pPr>
       <w:r>
-        <w:rPr>
-          <w:b w:val="0"/>
-        </w:rPr>
         <w:t>阅读路线和使用方法</w:t>
       </w:r>
       <w:bookmarkEnd w:id="1"/>
@@ -425,9 +389,6 @@
         <w:widowControl/>
       </w:pPr>
       <w:r>
-        <w:rPr>
-          <w:b w:val="0"/>
-        </w:rPr>
         <w:t>怎样读一节课</w:t>
       </w:r>
     </w:p>
@@ -436,9 +397,6 @@
         <w:widowControl/>
       </w:pPr>
       <w:r>
-        <w:rPr>
-          <w:b w:val="0"/>
-        </w:rPr>
         <w:t>先读题意，画出一个小例子。遇到“先停下来想”，盖住后文，写一句自己的想法；没有想好也可以留下草稿。再读讲解，找出与你原来想法不同的地方。读到“独立任务”便停下，先完成任务，不继续向后翻找公式。</w:t>
       </w:r>
     </w:p>
@@ -447,9 +405,6 @@
         <w:widowControl/>
       </w:pPr>
       <w:r>
-        <w:rPr>
-          <w:b w:val="0"/>
-        </w:rPr>
         <w:t>一次学习可以只推进一个完整问题。建议把讲解、独立写码、调试分成不同的学习段，每段约二十五到四十分钟，按当天精神调整。这是起始安排，不是必须完成的页数。明显疲劳时留下状态定义和卡点，下一次从题意重来。</w:t>
       </w:r>
     </w:p>
@@ -945,20 +900,13 @@
         <w:pStyle w:val="Tiny"/>
         <w:widowControl/>
       </w:pPr>
-      <w:r>
-        <w:rPr>
-          <w:b w:val="0"/>
-        </w:rPr>
-      </w:r>
+      <w:r/>
     </w:p>
     <w:p>
       <w:pPr>
         <w:widowControl/>
       </w:pPr>
       <w:r>
-        <w:rPr>
-          <w:b w:val="0"/>
-        </w:rPr>
         <w:t>递归、DFS、树图、二进制或前缀和遇到陌生处，先补对应章节的前置小课。不要靠背后面的公式跳过它。第二册的学习跨度会明显大于第一册，不要求在同一学期全部做完。</w:t>
       </w:r>
     </w:p>
@@ -968,9 +916,6 @@
         <w:widowControl/>
       </w:pPr>
       <w:r>
-        <w:rPr>
-          <w:b w:val="0"/>
-        </w:rPr>
         <w:t>开始前把符号翻译成人话</w:t>
       </w:r>
     </w:p>
@@ -979,9 +924,6 @@
         <w:widowControl/>
       </w:pPr>
       <w:r>
-        <w:rPr>
-          <w:b w:val="0"/>
-        </w:rPr>
         <w:t>min表示挑最小，max表示挑最大。f只是表的名字，f[3]读作这张表中编号3的格子。f[i][j]用两个下标定位一格，例如行与列。i、j、n等字母没有固定魔法含义，每次都要在题目里重新说明。</w:t>
       </w:r>
     </w:p>
@@ -990,9 +932,6 @@
         <w:widowControl/>
       </w:pPr>
       <w:r>
-        <w:rPr>
-          <w:b w:val="0"/>
-        </w:rPr>
         <w:t>公式中的等号描述一个格子应当等于什么。C++中的赋值语句把右边算出的值写入左边变量；等于比较则写两个等号。正INF与负INF是我们约定的不可达标记，不是可以随意参与加减的真正无穷大。</w:t>
       </w:r>
     </w:p>
@@ -1001,9 +940,6 @@
         <w:widowControl/>
       </w:pPr>
       <w:r>
-        <w:rPr>
-          <w:b w:val="0"/>
-        </w:rPr>
         <w:t>下文的关系式采用数组下标和程序式表达，目的是方便从纸上模型过渡到代码。复杂度文字里的2^n表示2的n次方；C++中的^却是按位异或，不能用来求乘方。第一次遇到O(n)、二进制或概率，可以先阅读紧邻的说明，再用小例子练习，不需要先会所有符号才开始。</w:t>
       </w:r>
     </w:p>
@@ -1015,9 +951,6 @@
         <w:widowControl/>
       </w:pPr>
       <w:r>
-        <w:rPr>
-          <w:b w:val="0"/>
-        </w:rPr>
         <w:t>第1章 用一张小纸条记住过去</w:t>
       </w:r>
       <w:bookmarkEnd w:id="2"/>
@@ -1028,10 +961,7 @@
         <w:widowControl/>
       </w:pPr>
       <w:r>
-        <w:rPr>
-          <w:b w:val="0"/>
-        </w:rPr>
-        <w:t>先知道我们在解决什么</w:t>
+        <w:t>1.1  先知道我们在解决什么</w:t>
       </w:r>
     </w:p>
     <w:p>
@@ -1039,9 +969,6 @@
         <w:widowControl/>
       </w:pPr>
       <w:r>
-        <w:rPr>
-          <w:b w:val="0"/>
-        </w:rPr>
         <w:t>有四级楼梯。你从第0级出发，每次向上走一级或两级，必须恰好到第4级。问有多少种走法。走法按每次步长的先后顺序区分，先走1再走2，与先走2再走1不同。这里问数量，不问最少走几步。</w:t>
       </w:r>
     </w:p>
@@ -1050,9 +977,6 @@
         <w:widowControl/>
       </w:pPr>
       <w:r>
-        <w:rPr>
-          <w:b w:val="0"/>
-        </w:rPr>
         <w:t>先停下来想：不用公式，把四级楼梯的全部走法有顺序地写出来。你准备怎样保证没有漏掉，也没有重复？把“第一步是1”和“第一步是2”分两列，或者把走法画成分叉图。</w:t>
       </w:r>
     </w:p>
@@ -1061,9 +985,6 @@
         <w:widowControl/>
       </w:pPr>
       <w:r>
-        <w:rPr>
-          <w:b w:val="0"/>
-        </w:rPr>
         <w:t>逐条列举可以得到1111、112、121、211、22。把小题列完很重要，它给以后写的程序一个可信的检查结果。但如果有一百级，逐条写出所有走法就会越来越慢。</w:t>
       </w:r>
     </w:p>
@@ -1073,10 +994,7 @@
         <w:widowControl/>
       </w:pPr>
       <w:r>
-        <w:rPr>
-          <w:b w:val="0"/>
-        </w:rPr>
-        <w:t>从最后一步往前看</w:t>
+        <w:t>1.2  从最后一步往前看</w:t>
       </w:r>
     </w:p>
     <w:p>
@@ -1084,9 +1002,6 @@
         <w:widowControl/>
       </w:pPr>
       <w:r>
-        <w:rPr>
-          <w:b w:val="0"/>
-        </w:rPr>
         <w:t>站在第4级之前，最后一步只能来自第3级或第2级。所有到第3级的走法，末尾补一个1；所有到第2级的走法，末尾补一个2。这两类不会重叠，因为最后一步不同，而且没有第三种合法最后一步。</w:t>
       </w:r>
     </w:p>
@@ -1095,9 +1010,6 @@
         <w:widowControl/>
       </w:pPr>
       <w:r>
-        <w:rPr>
-          <w:b w:val="0"/>
-        </w:rPr>
         <w:t>于是，我们需要的不是每条路线的全文，而是“到某一级有多少条路线”。先记小问题的答案，再拼成大问题的答案。这就是第一次接触动态规划，英文简称DP。</w:t>
       </w:r>
     </w:p>
@@ -1107,9 +1019,6 @@
         <w:widowControl/>
       </w:pPr>
       <w:r>
-        <w:rPr>
-          <w:b w:val="0"/>
-        </w:rPr>
         <w:t>ways[i] = ways[i-1] + ways[i-2]</w:t>
       </w:r>
     </w:p>
@@ -1118,9 +1027,6 @@
         <w:widowControl/>
       </w:pPr>
       <w:r>
-        <w:rPr>
-          <w:b w:val="0"/>
-        </w:rPr>
         <w:t>这里方括号表示数组中的一格。ways[4]读作“到第4级的走法数”，不是“第4条走法”。i是楼梯的位置，ways[i]是一个数量；它们的职责不同。</w:t>
       </w:r>
     </w:p>
@@ -1167,7 +1073,7 @@
           <w:p>
             <w:pPr>
               <w:pStyle w:val="TableText"/>
-              <w:keepNext w:val="0"/>
+              <w:keepNext/>
             </w:pPr>
             <w:r>
               <w:rPr>
@@ -1192,7 +1098,7 @@
           <w:p>
             <w:pPr>
               <w:pStyle w:val="TableText"/>
-              <w:keepNext w:val="0"/>
+              <w:keepNext/>
             </w:pPr>
             <w:r>
               <w:rPr>
@@ -1217,7 +1123,7 @@
           <w:p>
             <w:pPr>
               <w:pStyle w:val="TableText"/>
-              <w:keepNext w:val="0"/>
+              <w:keepNext/>
             </w:pPr>
             <w:r>
               <w:rPr>
@@ -1242,7 +1148,7 @@
           <w:p>
             <w:pPr>
               <w:pStyle w:val="TableText"/>
-              <w:keepNext w:val="0"/>
+              <w:keepNext/>
             </w:pPr>
             <w:r>
               <w:rPr>
@@ -1267,7 +1173,7 @@
           <w:p>
             <w:pPr>
               <w:pStyle w:val="TableText"/>
-              <w:keepNext w:val="0"/>
+              <w:keepNext/>
             </w:pPr>
             <w:r>
               <w:rPr>
@@ -1292,7 +1198,7 @@
           <w:p>
             <w:pPr>
               <w:pStyle w:val="TableText"/>
-              <w:keepNext w:val="0"/>
+              <w:keepNext/>
             </w:pPr>
             <w:r>
               <w:rPr>
@@ -1458,20 +1364,13 @@
         <w:pStyle w:val="Tiny"/>
         <w:widowControl/>
       </w:pPr>
-      <w:r>
-        <w:rPr>
-          <w:b w:val="0"/>
-        </w:rPr>
-      </w:r>
+      <w:r/>
     </w:p>
     <w:p>
       <w:pPr>
         <w:widowControl/>
       </w:pPr>
       <w:r>
-        <w:rPr>
-          <w:b w:val="0"/>
-        </w:rPr>
         <w:t>第0级为什么记1？因为“已经在起点，什么也不走”有一种空走法。它让从第0级直接跨两级这件事得到正确计数。它不是“走了一步”。第1级只能走1，所以是1。若统一让i从1开始，则只在i&gt;=2时使用i-2这一项；绝不能访问负下标。</w:t>
       </w:r>
     </w:p>
@@ -1481,10 +1380,7 @@
         <w:widowControl/>
       </w:pPr>
       <w:r>
-        <w:rPr>
-          <w:b w:val="0"/>
-        </w:rPr>
-        <w:t>一份变量登记表</w:t>
+        <w:t>1.3  一份变量登记表</w:t>
       </w:r>
     </w:p>
     <w:tbl>
@@ -1528,7 +1424,7 @@
           <w:p>
             <w:pPr>
               <w:pStyle w:val="TableText"/>
-              <w:keepNext w:val="0"/>
+              <w:keepNext/>
             </w:pPr>
             <w:r>
               <w:rPr>
@@ -1553,7 +1449,7 @@
           <w:p>
             <w:pPr>
               <w:pStyle w:val="TableText"/>
-              <w:keepNext w:val="0"/>
+              <w:keepNext/>
             </w:pPr>
             <w:r>
               <w:rPr>
@@ -1578,7 +1474,7 @@
           <w:p>
             <w:pPr>
               <w:pStyle w:val="TableText"/>
-              <w:keepNext w:val="0"/>
+              <w:keepNext/>
             </w:pPr>
             <w:r>
               <w:rPr>
@@ -1603,7 +1499,7 @@
           <w:p>
             <w:pPr>
               <w:pStyle w:val="TableText"/>
-              <w:keepNext w:val="0"/>
+              <w:keepNext/>
             </w:pPr>
             <w:r>
               <w:rPr>
@@ -1632,7 +1528,7 @@
           <w:p>
             <w:pPr>
               <w:pStyle w:val="TableText"/>
-              <w:keepNext w:val="0"/>
+              <w:keepNext/>
             </w:pPr>
             <w:r>
               <w:rPr>
@@ -1656,7 +1552,7 @@
           <w:p>
             <w:pPr>
               <w:pStyle w:val="TableText"/>
-              <w:keepNext w:val="0"/>
+              <w:keepNext/>
             </w:pPr>
             <w:r>
               <w:rPr>
@@ -1680,7 +1576,7 @@
           <w:p>
             <w:pPr>
               <w:pStyle w:val="TableText"/>
-              <w:keepNext w:val="0"/>
+              <w:keepNext/>
             </w:pPr>
             <w:r>
               <w:rPr>
@@ -1704,7 +1600,7 @@
           <w:p>
             <w:pPr>
               <w:pStyle w:val="TableText"/>
-              <w:keepNext w:val="0"/>
+              <w:keepNext/>
             </w:pPr>
             <w:r>
               <w:rPr>
@@ -1733,7 +1629,7 @@
           <w:p>
             <w:pPr>
               <w:pStyle w:val="TableText"/>
-              <w:keepNext w:val="0"/>
+              <w:keepNext/>
             </w:pPr>
             <w:r>
               <w:rPr>
@@ -1757,7 +1653,7 @@
           <w:p>
             <w:pPr>
               <w:pStyle w:val="TableText"/>
-              <w:keepNext w:val="0"/>
+              <w:keepNext/>
             </w:pPr>
             <w:r>
               <w:rPr>
@@ -1781,7 +1677,7 @@
           <w:p>
             <w:pPr>
               <w:pStyle w:val="TableText"/>
-              <w:keepNext w:val="0"/>
+              <w:keepNext/>
             </w:pPr>
             <w:r>
               <w:rPr>
@@ -1805,7 +1701,7 @@
           <w:p>
             <w:pPr>
               <w:pStyle w:val="TableText"/>
-              <w:keepNext w:val="0"/>
+              <w:keepNext/>
             </w:pPr>
             <w:r>
               <w:rPr>
@@ -1923,20 +1819,13 @@
         <w:pStyle w:val="Tiny"/>
         <w:widowControl/>
       </w:pPr>
-      <w:r>
-        <w:rPr>
-          <w:b w:val="0"/>
-        </w:rPr>
-      </w:r>
+      <w:r/>
     </w:p>
     <w:p>
       <w:pPr>
         <w:widowControl/>
       </w:pPr>
       <w:r>
-        <w:rPr>
-          <w:b w:val="0"/>
-        </w:rPr>
         <w:t>把这张表复述给妈妈：她不需要知道数组的语法，也应能指出“位置”和“数量”不能互换。若输出n，输出的是楼梯的高度；若输出ways[n]，才是题目要的走法数。</w:t>
       </w:r>
     </w:p>
@@ -1946,10 +1835,7 @@
         <w:widowControl/>
       </w:pPr>
       <w:r>
-        <w:rPr>
-          <w:b w:val="0"/>
-        </w:rPr>
-        <w:t>独立任务</w:t>
+        <w:t>1.4  独立任务</w:t>
       </w:r>
     </w:p>
     <w:p>
@@ -1957,10 +1843,7 @@
         <w:widowControl/>
       </w:pPr>
       <w:r>
-        <w:rPr>
-          <w:b w:val="0"/>
-        </w:rPr>
-        <w:t>把规则改成每次走1级或3级。先列出到第4级的全部走法，再自己写出“最后一步来自哪里”和新的递推关系。特别检查第0、1、2级。先不要写代码，拿这张纸解释为什么旧公式不能原样使用。核验见第四册第1章。</w:t>
+        <w:t>把规则改成每次走1级或3级。先列出到第4级的全部走法，再自己写出“最后一步来自哪里”和新的递推关系。特别检查第0、1、2级。先不要写代码，拿这张纸解释为什么旧公式不能原样使用。核验见第四册第3章。</w:t>
       </w:r>
     </w:p>
     <w:p>
@@ -1971,9 +1854,6 @@
         <w:widowControl/>
       </w:pPr>
       <w:r>
-        <w:rPr>
-          <w:b w:val="0"/>
-        </w:rPr>
         <w:t>第2章 状态是决定未来所需的信息</w:t>
       </w:r>
       <w:bookmarkEnd w:id="3"/>
@@ -1984,10 +1864,7 @@
         <w:widowControl/>
       </w:pPr>
       <w:r>
-        <w:rPr>
-          <w:b w:val="0"/>
-        </w:rPr>
-        <w:t>为什么可以忘记一条路线的细节</w:t>
+        <w:t>2.1  为什么可以忘记一条路线的细节</w:t>
       </w:r>
     </w:p>
     <w:p>
@@ -1995,9 +1872,6 @@
         <w:widowControl/>
       </w:pPr>
       <w:r>
-        <w:rPr>
-          <w:b w:val="0"/>
-        </w:rPr>
         <w:t>两个人都到了第5级。一个一路走1，另一个混着走1和2。如果后面的规则只看位置，他们面对的下一步选择相同。对于“后面怎么走”这个问题，过去的完整路线可以合并成同一个位置。</w:t>
       </w:r>
     </w:p>
@@ -2006,9 +1880,6 @@
         <w:widowControl/>
       </w:pPr>
       <w:r>
-        <w:rPr>
-          <w:b w:val="0"/>
-        </w:rPr>
         <w:t>状态就是这份决定未来所需的信息。状态的名字可以叫i，表里保存这个状态对应的答案。状态不是随便写几个下标；它是在回答“后面的选择还会受哪些过去的信息影响”。</w:t>
       </w:r>
     </w:p>
@@ -2017,9 +1888,6 @@
         <w:widowControl/>
       </w:pPr>
       <w:r>
-        <w:rPr>
-          <w:b w:val="0"/>
-        </w:rPr>
         <w:t>先停下来想：现在增加规则，不能连续两次走2级。两个人都在第5级，一个最后一步是1，一个最后一步是2。他们下一步能做的事相同吗？只记位置还够吗？</w:t>
       </w:r>
     </w:p>
@@ -2028,9 +1896,6 @@
         <w:widowControl/>
       </w:pPr>
       <w:r>
-        <w:rPr>
-          <w:b w:val="0"/>
-        </w:rPr>
         <w:t>这次不够。我们必须知道上一步是不是2。可以把状态写成位置i与标记s，s=0表示上一步不是2，s=1表示上一步是2。到了同一位置而标记不同，是两个不同状态。少记这个标记，会把合法未来不同的路线混在一起。</w:t>
       </w:r>
     </w:p>
@@ -2040,9 +1905,6 @@
         <w:widowControl/>
       </w:pPr>
       <w:r>
-        <w:rPr>
-          <w:b w:val="0"/>
-        </w:rPr>
         <w:t>f[i][0] = f[i-1][0] + f[i-1][1]</w:t>
       </w:r>
     </w:p>
@@ -2052,9 +1914,6 @@
         <w:widowControl/>
       </w:pPr>
       <w:r>
-        <w:rPr>
-          <w:b w:val="0"/>
-        </w:rPr>
         <w:t>f[i][1] = f[i-2][0]    当 i &gt;= 2</w:t>
       </w:r>
     </w:p>
@@ -2063,9 +1922,6 @@
         <w:widowControl/>
       </w:pPr>
       <w:r>
-        <w:rPr>
-          <w:b w:val="0"/>
-        </w:rPr>
         <w:t>空走法设f[0][0]=1、f[0][1]=0，尚未走过2。计算时对所有不存在的位置跳过来源。到第n级的总数是两个标记的和。第4级原来的22现在不合法，这个小例子能区分“记上一步”和“不记上一步”两种模型。</w:t>
       </w:r>
     </w:p>
@@ -2075,10 +1931,7 @@
         <w:widowControl/>
       </w:pPr>
       <w:r>
-        <w:rPr>
-          <w:b w:val="0"/>
-        </w:rPr>
-        <w:t>哪些历史可以合并</w:t>
+        <w:t>2.2  哪些历史可以合并</w:t>
       </w:r>
     </w:p>
     <w:p>
@@ -2086,9 +1939,6 @@
         <w:widowControl/>
       </w:pPr>
       <w:r>
-        <w:rPr>
-          <w:b w:val="0"/>
-        </w:rPr>
         <w:t>对于计数，同一状态的多条历史仍然是不同方案，所以把数量相加。对于求最大收益，若两条历史未来选择完全相同，且更高的当前收益不会造成额外限制，就可以只保留收益更高的一条。对于求最小费用，同样条件下只保留更便宜的一条。</w:t>
       </w:r>
     </w:p>
@@ -2097,9 +1947,6 @@
         <w:widowControl/>
       </w:pPr>
       <w:r>
-        <w:rPr>
-          <w:b w:val="0"/>
-        </w:rPr>
         <w:t>如果历史A更便宜却耗光了一张优惠券，历史B稍贵却还保留优惠券，它们的未来未必相同。只记“当前位置和当前最小费用”可能丢掉后来更好的B。优惠券是否可用也应进入状态。</w:t>
       </w:r>
     </w:p>
@@ -2108,9 +1955,6 @@
         <w:widowControl/>
       </w:pPr>
       <w:r>
-        <w:rPr>
-          <w:b w:val="0"/>
-        </w:rPr>
         <w:t>这就是“无后效性”要表达的意思：状态定义好以后，未来不再需要状态之外的旧信息。它不表示题目完全没有历史影响；有影响的历史要被你放进状态。</w:t>
       </w:r>
     </w:p>
@@ -2120,10 +1964,7 @@
         <w:widowControl/>
       </w:pPr>
       <w:r>
-        <w:rPr>
-          <w:b w:val="0"/>
-        </w:rPr>
-        <w:t>检查状态是否足够</w:t>
+        <w:t>2.3  检查状态是否足够</w:t>
       </w:r>
     </w:p>
     <w:p>
@@ -2131,9 +1972,6 @@
         <w:widowControl/>
       </w:pPr>
       <w:r>
-        <w:rPr>
-          <w:b w:val="0"/>
-        </w:rPr>
         <w:t>找两条被你写进同一个状态的不同历史，问它们未来的合法选择是否一样。若不一样，就给状态补上能区分它们的维度。若一样，再问保留的那个数是否足以比较或统计这些历史。这个方法比背“DP五步”更能帮助你发现缺失条件。</w:t>
       </w:r>
     </w:p>
@@ -2142,9 +1980,6 @@
         <w:widowControl/>
       </w:pPr>
       <w:r>
-        <w:rPr>
-          <w:b w:val="0"/>
-        </w:rPr>
         <w:t>不要见到一个条件就盲目加一维。如果“到第i天”已经决定星期几，就不必再单独记星期几。如果某件事能从已有下标唯一算出，也不必重复存。</w:t>
       </w:r>
     </w:p>
@@ -2154,10 +1989,7 @@
         <w:widowControl/>
       </w:pPr>
       <w:r>
-        <w:rPr>
-          <w:b w:val="0"/>
-        </w:rPr>
-        <w:t>独立任务</w:t>
+        <w:t>2.4  独立任务</w:t>
       </w:r>
     </w:p>
     <w:p>
@@ -2165,9 +1997,6 @@
         <w:widowControl/>
       </w:pPr>
       <w:r>
-        <w:rPr>
-          <w:b w:val="0"/>
-        </w:rPr>
         <w:t>你在一条路上走，每次走1格或2格，途中最多使用一次“跳3格”的机会。请设计一张小纸条，让别人只看纸条就知道后面允许哪些走法。写状态含义，给出两条证明“只记位置不够”的历史；本轮不必写递推式。</w:t>
       </w:r>
     </w:p>
@@ -2179,9 +2008,6 @@
         <w:widowControl/>
       </w:pPr>
       <w:r>
-        <w:rPr>
-          <w:b w:val="0"/>
-        </w:rPr>
         <w:t>第3章 一张表为什么算得对</w:t>
       </w:r>
       <w:bookmarkEnd w:id="4"/>
@@ -2192,10 +2018,7 @@
         <w:widowControl/>
       </w:pPr>
       <w:r>
-        <w:rPr>
-          <w:b w:val="0"/>
-        </w:rPr>
-        <w:t>给每一格写一份合同</w:t>
+        <w:t>3.1  给每一格写一份合同</w:t>
       </w:r>
     </w:p>
     <w:p>
@@ -2203,9 +2026,6 @@
         <w:widowControl/>
       </w:pPr>
       <w:r>
-        <w:rPr>
-          <w:b w:val="0"/>
-        </w:rPr>
         <w:t>学习新模型时，先写完整的一句话。例如“f[i]表示恰好到第i级的走法数”。“前i个”“恰好”“至多”“必须选”“以i结尾”都是合同里的条件。改变这些词，就可能改变初值、转移和最终输出位置。</w:t>
       </w:r>
     </w:p>
@@ -2214,9 +2034,6 @@
         <w:widowControl/>
       </w:pPr>
       <w:r>
-        <w:rPr>
-          <w:b w:val="0"/>
-        </w:rPr>
         <w:t>做DP时常用六件事来检查：状态含义、合法来源、合并方式、起点与不可达状态、计算顺序、答案位置。它们不是填空模板。每一项都要能从题意解释出来。</w:t>
       </w:r>
     </w:p>
@@ -2260,7 +2077,7 @@
           <w:p>
             <w:pPr>
               <w:pStyle w:val="TableText"/>
-              <w:keepNext w:val="0"/>
+              <w:keepNext/>
             </w:pPr>
             <w:r>
               <w:rPr>
@@ -2285,7 +2102,7 @@
           <w:p>
             <w:pPr>
               <w:pStyle w:val="TableText"/>
-              <w:keepNext w:val="0"/>
+              <w:keepNext/>
             </w:pPr>
             <w:r>
               <w:rPr>
@@ -2310,7 +2127,7 @@
           <w:p>
             <w:pPr>
               <w:pStyle w:val="TableText"/>
-              <w:keepNext w:val="0"/>
+              <w:keepNext/>
             </w:pPr>
             <w:r>
               <w:rPr>
@@ -2339,7 +2156,7 @@
           <w:p>
             <w:pPr>
               <w:pStyle w:val="TableText"/>
-              <w:keepNext w:val="0"/>
+              <w:keepNext/>
             </w:pPr>
             <w:r>
               <w:rPr>
@@ -2363,7 +2180,7 @@
           <w:p>
             <w:pPr>
               <w:pStyle w:val="TableText"/>
-              <w:keepNext w:val="0"/>
+              <w:keepNext/>
             </w:pPr>
             <w:r>
               <w:rPr>
@@ -2387,7 +2204,7 @@
           <w:p>
             <w:pPr>
               <w:pStyle w:val="TableText"/>
-              <w:keepNext w:val="0"/>
+              <w:keepNext/>
             </w:pPr>
             <w:r>
               <w:rPr>
@@ -2416,7 +2233,7 @@
           <w:p>
             <w:pPr>
               <w:pStyle w:val="TableText"/>
-              <w:keepNext w:val="0"/>
+              <w:keepNext/>
             </w:pPr>
             <w:r>
               <w:rPr>
@@ -2440,7 +2257,7 @@
           <w:p>
             <w:pPr>
               <w:pStyle w:val="TableText"/>
-              <w:keepNext w:val="0"/>
+              <w:keepNext/>
             </w:pPr>
             <w:r>
               <w:rPr>
@@ -2464,7 +2281,7 @@
           <w:p>
             <w:pPr>
               <w:pStyle w:val="TableText"/>
-              <w:keepNext w:val="0"/>
+              <w:keepNext/>
             </w:pPr>
             <w:r>
               <w:rPr>
@@ -2493,7 +2310,7 @@
           <w:p>
             <w:pPr>
               <w:pStyle w:val="TableText"/>
-              <w:keepNext w:val="0"/>
+              <w:keepNext/>
             </w:pPr>
             <w:r>
               <w:rPr>
@@ -2517,7 +2334,7 @@
           <w:p>
             <w:pPr>
               <w:pStyle w:val="TableText"/>
-              <w:keepNext w:val="0"/>
+              <w:keepNext/>
             </w:pPr>
             <w:r>
               <w:rPr>
@@ -2541,7 +2358,7 @@
           <w:p>
             <w:pPr>
               <w:pStyle w:val="TableText"/>
-              <w:keepNext w:val="0"/>
+              <w:keepNext/>
             </w:pPr>
             <w:r>
               <w:rPr>
@@ -2635,20 +2452,13 @@
         <w:pStyle w:val="Tiny"/>
         <w:widowControl/>
       </w:pPr>
-      <w:r>
-        <w:rPr>
-          <w:b w:val="0"/>
-        </w:rPr>
-      </w:r>
+      <w:r/>
     </w:p>
     <w:p>
       <w:pPr>
         <w:widowControl/>
       </w:pPr>
       <w:r>
-        <w:rPr>
-          <w:b w:val="0"/>
-        </w:rPr>
         <w:t>空状态的答案要另行确定。计数常见空方案为1；求最小费用常见起点为0。这不是把整张表都初始化成1或0的理由。尤其“恰好达到某容量”时，其他容量起初未必可达。</w:t>
       </w:r>
     </w:p>
@@ -2658,10 +2468,7 @@
         <w:widowControl/>
       </w:pPr>
       <w:r>
-        <w:rPr>
-          <w:b w:val="0"/>
-        </w:rPr>
-        <w:t>转移为什么不会漏也不会多</w:t>
+        <w:t>3.2  转移为什么不会漏也不会多</w:t>
       </w:r>
     </w:p>
     <w:p>
@@ -2669,9 +2476,6 @@
         <w:widowControl/>
       </w:pPr>
       <w:r>
-        <w:rPr>
-          <w:b w:val="0"/>
-        </w:rPr>
         <w:t>楼梯题按最后一步分成两类。要证明公式正确，先说明任何合法走法一定在其中一类里，这是不漏；再说明两类不会代表同一条完整走法，这是不重。最后说明把合法的小走法补上最后一步后仍然合法，这是不加入错误方案。</w:t>
       </w:r>
     </w:p>
@@ -2680,9 +2484,6 @@
         <w:widowControl/>
       </w:pPr>
       <w:r>
-        <w:rPr>
-          <w:b w:val="0"/>
-        </w:rPr>
         <w:t>对于最值题，还要说明丢掉较差历史为什么安全：替换成同状态下更好的历史，不改变后面能选的动作。这叫最优子结构。它依赖你定义的状态足够完整，不能只因为题目出现“最大”或“最小”就认定成立。</w:t>
       </w:r>
     </w:p>
@@ -2692,10 +2493,7 @@
         <w:widowControl/>
       </w:pPr>
       <w:r>
-        <w:rPr>
-          <w:b w:val="0"/>
-        </w:rPr>
-        <w:t>为什么要从小到大填</w:t>
+        <w:t>3.3  为什么要从小到大填</w:t>
       </w:r>
     </w:p>
     <w:p>
@@ -2703,9 +2501,6 @@
         <w:widowControl/>
       </w:pPr>
       <w:r>
-        <w:rPr>
-          <w:b w:val="0"/>
-        </w:rPr>
         <w:t>若ways[4]需要ways[3]与ways[2]，就必须先准备好它们。可以画箭头：从一个格子指向使用它的格子。如果箭头一直指向更大的编号，从小到大填写就合理。</w:t>
       </w:r>
     </w:p>
@@ -2714,9 +2509,6 @@
         <w:widowControl/>
       </w:pPr>
       <w:r>
-        <w:rPr>
-          <w:b w:val="0"/>
-        </w:rPr>
         <w:t>以后遇到区间，要按长度填；遇到树，要先算孩子再算父亲；遇到有向无环图，要按依赖顺序填。循环顺序来自依赖关系，不来自“DP都从1开始”的口诀。</w:t>
       </w:r>
     </w:p>
@@ -2725,9 +2517,6 @@
         <w:widowControl/>
       </w:pPr>
       <w:r>
-        <w:rPr>
-          <w:b w:val="0"/>
-        </w:rPr>
         <w:t>证明整张表正确，也可以跟着这个顺序：起点正确；假设依赖的小问题都正确，本格的分类与合并保证本格正确；最后就能走到答案。这是归纳思想。开始时用自己的话解释即可，不必急着写正式数学证明。</w:t>
       </w:r>
     </w:p>
@@ -2737,10 +2526,7 @@
         <w:widowControl/>
       </w:pPr>
       <w:r>
-        <w:rPr>
-          <w:b w:val="0"/>
-        </w:rPr>
-        <w:t>一次填表需要多久</w:t>
+        <w:t>3.4  一次填表需要多久</w:t>
       </w:r>
     </w:p>
     <w:p>
@@ -2748,9 +2534,6 @@
         <w:widowControl/>
       </w:pPr>
       <w:r>
-        <w:rPr>
-          <w:b w:val="0"/>
-        </w:rPr>
         <w:t>若一共有n个状态，每格最多查看2个来源，工作量与n成正比，记为O(n)。若n格中的每格都检查前面的n个位置，总工作量大约是n²，记为O(n²)。空间复杂度统计同时保留多少格，而不是循环执行多少次。</w:t>
       </w:r>
     </w:p>
@@ -2759,9 +2542,6 @@
         <w:widowControl/>
       </w:pPr>
       <w:r>
-        <w:rPr>
-          <w:b w:val="0"/>
-        </w:rPr>
         <w:t>判断能否运行，要把状态数、每状态转移数、常数、时限和内存一起看。十万的平方是百亿，通常不适合直接双重枚举；具体能跑多少次不能只用一个固定口号代替测量。</w:t>
       </w:r>
     </w:p>
@@ -2771,10 +2551,7 @@
         <w:widowControl/>
       </w:pPr>
       <w:r>
-        <w:rPr>
-          <w:b w:val="0"/>
-        </w:rPr>
-        <w:t>独立任务</w:t>
+        <w:t>3.5  独立任务</w:t>
       </w:r>
     </w:p>
     <w:p>
@@ -2782,9 +2559,6 @@
         <w:widowControl/>
       </w:pPr>
       <w:r>
-        <w:rPr>
-          <w:b w:val="0"/>
-        </w:rPr>
         <w:t>有人说：“我从第n级向第1级填楼梯表，反正公式没改，答案也一样。”请用第4级解释第一次读到哪个尚未准备好的数，再画出合法的依赖顺序。完成后检查自己的上一章状态表是否也有可靠的计算顺序。</w:t>
       </w:r>
     </w:p>
@@ -2796,9 +2570,6 @@
         <w:widowControl/>
       </w:pPr>
       <w:r>
-        <w:rPr>
-          <w:b w:val="0"/>
-        </w:rPr>
         <w:t>第4章 递归 搜索和记忆化怎样连起来</w:t>
       </w:r>
       <w:bookmarkEnd w:id="5"/>
@@ -2809,10 +2580,7 @@
         <w:widowControl/>
       </w:pPr>
       <w:r>
-        <w:rPr>
-          <w:b w:val="0"/>
-        </w:rPr>
-        <w:t>先用问答认识递归</w:t>
+        <w:t>4.1  先用问答认识递归</w:t>
       </w:r>
     </w:p>
     <w:p>
@@ -2820,9 +2588,6 @@
         <w:widowControl/>
       </w:pPr>
       <w:r>
-        <w:rPr>
-          <w:b w:val="0"/>
-        </w:rPr>
         <w:t>递归可以看作把同一种问题交给更小的自己。问“到第4级有几种走法”，需要先知道“到第3级”和“到第2级”。每个问题都必须有清楚的返回值，遇到第0级等简单情况时直接回答。</w:t>
       </w:r>
     </w:p>
@@ -2831,9 +2596,6 @@
         <w:widowControl/>
       </w:pPr>
       <w:r>
-        <w:rPr>
-          <w:b w:val="0"/>
-        </w:rPr>
         <w:t>一次函数调用有自己的一份参数和局部变量。外层调用等内层回答后再继续，不是把全世界的i一起改掉。手推时画几张纸片，每张写“我正在求哪个n、我等哪个结果”，比在脑中追踪十层调用容易。</w:t>
       </w:r>
     </w:p>
@@ -2882,9 +2644,6 @@
         <w:widowControl/>
       </w:pPr>
       <w:r>
-        <w:rPr>
-          <w:b w:val="0"/>
-        </w:rPr>
         <w:t>深度优先搜索DFS是一种遍历选择的方式：沿一个分支继续走，走完或失败再回来试其他分支。递归经常用于实现DFS，但递归不等于DFS，DFS也可以用显式栈实现。此处先理解“沿分支探索”和“返回后继续”。</w:t>
       </w:r>
     </w:p>
@@ -2894,10 +2653,7 @@
         <w:widowControl/>
       </w:pPr>
       <w:r>
-        <w:rPr>
-          <w:b w:val="0"/>
-        </w:rPr>
-        <w:t>展开和返回是两个方向</w:t>
+        <w:t>4.2  展开和返回是两个方向</w:t>
       </w:r>
     </w:p>
     <w:p>
@@ -2905,9 +2661,6 @@
         <w:widowControl/>
       </w:pPr>
       <w:r>
-        <w:rPr>
-          <w:b w:val="0"/>
-        </w:rPr>
         <w:t>以“求1到n的和”为例，sum(3)先停在“3加上什么”，等待sum(2)；sum(2)停在“2加上什么”，等待sum(1)。sum(1)直接回答1，于是sum(2)回答3，最后sum(3)回答6。</w:t>
       </w:r>
     </w:p>
@@ -2952,7 +2705,7 @@
           <w:p>
             <w:pPr>
               <w:pStyle w:val="TableText"/>
-              <w:keepNext w:val="0"/>
+              <w:keepNext/>
             </w:pPr>
             <w:r>
               <w:rPr>
@@ -2977,7 +2730,7 @@
           <w:p>
             <w:pPr>
               <w:pStyle w:val="TableText"/>
-              <w:keepNext w:val="0"/>
+              <w:keepNext/>
             </w:pPr>
             <w:r>
               <w:rPr>
@@ -3002,7 +2755,7 @@
           <w:p>
             <w:pPr>
               <w:pStyle w:val="TableText"/>
-              <w:keepNext w:val="0"/>
+              <w:keepNext/>
             </w:pPr>
             <w:r>
               <w:rPr>
@@ -3027,7 +2780,7 @@
           <w:p>
             <w:pPr>
               <w:pStyle w:val="TableText"/>
-              <w:keepNext w:val="0"/>
+              <w:keepNext/>
             </w:pPr>
             <w:r>
               <w:rPr>
@@ -3056,7 +2809,7 @@
           <w:p>
             <w:pPr>
               <w:pStyle w:val="TableText"/>
-              <w:keepNext w:val="0"/>
+              <w:keepNext/>
             </w:pPr>
             <w:r>
               <w:rPr>
@@ -3080,7 +2833,7 @@
           <w:p>
             <w:pPr>
               <w:pStyle w:val="TableText"/>
-              <w:keepNext w:val="0"/>
+              <w:keepNext/>
             </w:pPr>
             <w:r>
               <w:rPr>
@@ -3104,7 +2857,7 @@
           <w:p>
             <w:pPr>
               <w:pStyle w:val="TableText"/>
-              <w:keepNext w:val="0"/>
+              <w:keepNext/>
             </w:pPr>
             <w:r>
               <w:rPr>
@@ -3128,7 +2881,7 @@
           <w:p>
             <w:pPr>
               <w:pStyle w:val="TableText"/>
-              <w:keepNext w:val="0"/>
+              <w:keepNext/>
             </w:pPr>
             <w:r>
               <w:rPr>
@@ -3157,7 +2910,7 @@
           <w:p>
             <w:pPr>
               <w:pStyle w:val="TableText"/>
-              <w:keepNext w:val="0"/>
+              <w:keepNext/>
             </w:pPr>
             <w:r>
               <w:rPr>
@@ -3181,7 +2934,7 @@
           <w:p>
             <w:pPr>
               <w:pStyle w:val="TableText"/>
-              <w:keepNext w:val="0"/>
+              <w:keepNext/>
             </w:pPr>
             <w:r>
               <w:rPr>
@@ -3205,7 +2958,7 @@
           <w:p>
             <w:pPr>
               <w:pStyle w:val="TableText"/>
-              <w:keepNext w:val="0"/>
+              <w:keepNext/>
             </w:pPr>
             <w:r>
               <w:rPr>
@@ -3229,7 +2982,7 @@
           <w:p>
             <w:pPr>
               <w:pStyle w:val="TableText"/>
-              <w:keepNext w:val="0"/>
+              <w:keepNext/>
             </w:pPr>
             <w:r>
               <w:rPr>
@@ -3347,20 +3100,13 @@
         <w:pStyle w:val="Tiny"/>
         <w:widowControl/>
       </w:pPr>
-      <w:r>
-        <w:rPr>
-          <w:b w:val="0"/>
-        </w:rPr>
-      </w:r>
+      <w:r/>
     </w:p>
     <w:p>
       <w:pPr>
         <w:widowControl/>
       </w:pPr>
       <w:r>
-        <w:rPr>
-          <w:b w:val="0"/>
-        </w:rPr>
         <w:t>从3走到1是在展开问题，从1回到3是在把答案带回来。外层不是消失了，而是暂时暂停。楼梯会等待两个小问题，原理仍一样。先把一条链的展开与返回说清，再追踪分叉。</w:t>
       </w:r>
     </w:p>
@@ -3370,10 +3116,7 @@
         <w:widowControl/>
       </w:pPr>
       <w:r>
-        <w:rPr>
-          <w:b w:val="0"/>
-        </w:rPr>
-        <w:t>重复计算发生在哪里</w:t>
+        <w:t>4.3  重复计算发生在哪里</w:t>
       </w:r>
     </w:p>
     <w:p>
@@ -3381,20 +3124,15 @@
         <w:widowControl/>
       </w:pPr>
       <w:r>
-        <w:rPr>
-          <w:b w:val="0"/>
-        </w:rPr>
         <w:t>求第5级会求第4级和第3级；求第4级又会求第3级。两次“第3级”若状态含义完全相同，它们会得到同一答案。把算好的结果记在表里，下次直接取用，就叫记忆化。</w:t>
       </w:r>
     </w:p>
     <w:p>
       <w:pPr>
+        <w:pStyle w:val="Heading3"/>
         <w:widowControl/>
       </w:pPr>
       <w:r>
-        <w:rPr>
-          <w:b/>
-        </w:rPr>
         <w:t>记忆化的通用流程</w:t>
       </w:r>
     </w:p>
@@ -3406,9 +3144,6 @@
         <w:spacing w:after="20"/>
       </w:pPr>
       <w:r>
-        <w:rPr>
-          <w:b w:val="0"/>
-        </w:rPr>
         <w:t>求解某状态：</w:t>
       </w:r>
     </w:p>
@@ -3420,9 +3155,6 @@
         <w:spacing w:after="20"/>
       </w:pPr>
       <w:r>
-        <w:rPr>
-          <w:b w:val="0"/>
-        </w:rPr>
         <w:t xml:space="preserve">    如果是边界，返回边界答案</w:t>
       </w:r>
     </w:p>
@@ -3434,9 +3166,6 @@
         <w:spacing w:after="20"/>
       </w:pPr>
       <w:r>
-        <w:rPr>
-          <w:b w:val="0"/>
-        </w:rPr>
         <w:t xml:space="preserve">    如果这个状态已经算完，返回记录值</w:t>
       </w:r>
     </w:p>
@@ -3448,9 +3177,6 @@
         <w:spacing w:after="20"/>
       </w:pPr>
       <w:r>
-        <w:rPr>
-          <w:b w:val="0"/>
-        </w:rPr>
         <w:t xml:space="preserve">    依次求解所有合法且规模更小的来源</w:t>
       </w:r>
     </w:p>
@@ -3462,9 +3188,6 @@
         <w:spacing w:after="20"/>
       </w:pPr>
       <w:r>
-        <w:rPr>
-          <w:b w:val="0"/>
-        </w:rPr>
         <w:t xml:space="preserve">    按题意合并来源，记录结果并标记算完</w:t>
       </w:r>
     </w:p>
@@ -3476,9 +3199,6 @@
         <w:spacing w:after="20"/>
       </w:pPr>
       <w:r>
-        <w:rPr>
-          <w:b w:val="0"/>
-        </w:rPr>
         <w:t xml:space="preserve">    返回记录值</w:t>
       </w:r>
     </w:p>
@@ -3487,9 +3207,6 @@
         <w:widowControl/>
       </w:pPr>
       <w:r>
-        <w:rPr>
-          <w:b w:val="0"/>
-        </w:rPr>
         <w:t>这是流程说明，不是可提交代码。你必须自己定义“状态”“边界”“来源”和“合并”。不能把答案是否为0当作是否算过：有些状态的正确答案就是0。可以另设done数组，或使用一个不可能是合法答案的标记。</w:t>
       </w:r>
     </w:p>
@@ -3499,10 +3216,7 @@
         <w:widowControl/>
       </w:pPr>
       <w:r>
-        <w:rPr>
-          <w:b w:val="0"/>
-        </w:rPr>
-        <w:t>两种计算安排</w:t>
+        <w:t>4.4  两种计算安排</w:t>
       </w:r>
     </w:p>
     <w:p>
@@ -3510,9 +3224,6 @@
         <w:widowControl/>
       </w:pPr>
       <w:r>
-        <w:rPr>
-          <w:b w:val="0"/>
-        </w:rPr>
         <w:t>记忆化搜索是先问大问题，需要哪个小问题才去算哪个；递推填表是先列好顺序，把需要的小问题依次算完。两者可以使用相同的状态与转移。稀疏状态适合按需计算；依赖规则清楚、状态稠密时，循环填表通常直观，也避免过深递归的栈风险。</w:t>
       </w:r>
     </w:p>
@@ -3521,9 +3232,6 @@
         <w:widowControl/>
       </w:pPr>
       <w:r>
-        <w:rPr>
-          <w:b w:val="0"/>
-        </w:rPr>
         <w:t>一个函数绕一圈又要求尚未算完的自己，记忆化不会自动解决循环依赖。例如图里有A到B、B到A，不能仅靠“结果算完后存一下”保证结束。首先要证明依赖无环，或使用适合这类循环方程、最短路等问题的方法。</w:t>
       </w:r>
     </w:p>
@@ -3532,9 +3240,6 @@
         <w:widowControl/>
       </w:pPr>
       <w:r>
-        <w:rPr>
-          <w:b w:val="0"/>
-        </w:rPr>
         <w:t>楼梯题有n个不同状态，每个状态的来源数是常数。记忆化以后总工作量O(n)，但递归深度仍可能O(n)。省掉重复计算和省掉调用栈是不同的事。</w:t>
       </w:r>
     </w:p>
@@ -3544,10 +3249,7 @@
         <w:widowControl/>
       </w:pPr>
       <w:r>
-        <w:rPr>
-          <w:b w:val="0"/>
-        </w:rPr>
-        <w:t>前置小课和独立任务</w:t>
+        <w:t>4.5  前置小课和独立任务</w:t>
       </w:r>
     </w:p>
     <w:p>
@@ -3555,9 +3257,6 @@
         <w:widowControl/>
       </w:pPr>
       <w:r>
-        <w:rPr>
-          <w:b w:val="0"/>
-        </w:rPr>
         <w:t>请先手推一个函数“求1到n的和”，画出n=3时三个调用各自等待的结果，再说明n怎样变小、在哪停止。这个任务卡住就先巩固递归，不急着写记忆化。</w:t>
       </w:r>
     </w:p>
@@ -3566,9 +3265,6 @@
         <w:widowControl/>
       </w:pPr>
       <w:r>
-        <w:rPr>
-          <w:b w:val="0"/>
-        </w:rPr>
         <w:t>之后把楼梯n=5的调用画到重复状态出现，给同一个状态涂同一种颜色。数一数“问题被问了几次”和“不同问题有几个”。最后自己选择记忆化或循环方式实现第一章的原题，测试n=0、1、4。n=0是我们定义下的合法最小情况。</w:t>
       </w:r>
     </w:p>
@@ -3580,9 +3276,6 @@
         <w:widowControl/>
       </w:pPr>
       <w:r>
-        <w:rPr>
-          <w:b w:val="0"/>
-        </w:rPr>
         <w:t>第5章 最少硬币和不能盲信的贪心</w:t>
       </w:r>
       <w:bookmarkEnd w:id="6"/>
@@ -3593,10 +3286,7 @@
         <w:widowControl/>
       </w:pPr>
       <w:r>
-        <w:rPr>
-          <w:b w:val="0"/>
-        </w:rPr>
-        <w:t>同样是到达目标 这次要求不同</w:t>
+        <w:t>5.1  同样是到达目标 这次要求不同</w:t>
       </w:r>
     </w:p>
     <w:p>
@@ -3604,9 +3294,6 @@
         <w:widowControl/>
       </w:pPr>
       <w:r>
-        <w:rPr>
-          <w:b w:val="0"/>
-        </w:rPr>
         <w:t>有面值1、3、4的硬币，每种都有很多枚。要恰好凑出6元，最少用几枚？先停下来想：每次取当前能拿的最大硬币，会得到什么？有没有更少的方案？</w:t>
       </w:r>
     </w:p>
@@ -3615,9 +3302,6 @@
         <w:widowControl/>
       </w:pPr>
       <w:r>
-        <w:rPr>
-          <w:b w:val="0"/>
-        </w:rPr>
         <w:t>取4以后只能再取1和1，一共3枚；取3和3只要2枚。局部最大的选择没有保证全局最优。DP保留不同金额的最优答案，让最后一步的不同可能都参加比较。</w:t>
       </w:r>
     </w:p>
@@ -3626,9 +3310,6 @@
         <w:widowControl/>
       </w:pPr>
       <w:r>
-        <w:rPr>
-          <w:b w:val="0"/>
-        </w:rPr>
         <w:t>定义f[x]为恰好凑出x元所需的最少硬币数。最后取面值c，就必须先凑出x-c元，并且再多用一枚硬币。每一种c都是候选来源。</w:t>
       </w:r>
     </w:p>
@@ -3638,9 +3319,6 @@
         <w:widowControl/>
       </w:pPr>
       <w:r>
-        <w:rPr>
-          <w:b w:val="0"/>
-        </w:rPr>
         <w:t>f[x] = min( f[x-c] + 1 )</w:t>
       </w:r>
     </w:p>
@@ -3649,9 +3327,6 @@
         <w:widowControl/>
       </w:pPr>
       <w:r>
-        <w:rPr>
-          <w:b w:val="0"/>
-        </w:rPr>
         <w:t>这个min只枚举c&lt;=x且x-c可达的面值。f[0]=0；其他位置先设为INF，表示暂时没有合法方案。计算x时只依赖更小金额，因此从1到目标金额填写。</w:t>
       </w:r>
     </w:p>
@@ -3700,7 +3375,7 @@
           <w:p>
             <w:pPr>
               <w:pStyle w:val="TableText"/>
-              <w:keepNext w:val="0"/>
+              <w:keepNext/>
             </w:pPr>
             <w:r>
               <w:rPr>
@@ -3725,7 +3400,7 @@
           <w:p>
             <w:pPr>
               <w:pStyle w:val="TableText"/>
-              <w:keepNext w:val="0"/>
+              <w:keepNext/>
             </w:pPr>
             <w:r>
               <w:rPr>
@@ -3750,7 +3425,7 @@
           <w:p>
             <w:pPr>
               <w:pStyle w:val="TableText"/>
-              <w:keepNext w:val="0"/>
+              <w:keepNext/>
             </w:pPr>
             <w:r>
               <w:rPr>
@@ -3775,7 +3450,7 @@
           <w:p>
             <w:pPr>
               <w:pStyle w:val="TableText"/>
-              <w:keepNext w:val="0"/>
+              <w:keepNext/>
             </w:pPr>
             <w:r>
               <w:rPr>
@@ -3800,7 +3475,7 @@
           <w:p>
             <w:pPr>
               <w:pStyle w:val="TableText"/>
-              <w:keepNext w:val="0"/>
+              <w:keepNext/>
             </w:pPr>
             <w:r>
               <w:rPr>
@@ -3825,7 +3500,7 @@
           <w:p>
             <w:pPr>
               <w:pStyle w:val="TableText"/>
-              <w:keepNext w:val="0"/>
+              <w:keepNext/>
             </w:pPr>
             <w:r>
               <w:rPr>
@@ -3850,7 +3525,7 @@
           <w:p>
             <w:pPr>
               <w:pStyle w:val="TableText"/>
-              <w:keepNext w:val="0"/>
+              <w:keepNext/>
             </w:pPr>
             <w:r>
               <w:rPr>
@@ -3875,7 +3550,7 @@
           <w:p>
             <w:pPr>
               <w:pStyle w:val="TableText"/>
-              <w:keepNext w:val="0"/>
+              <w:keepNext/>
             </w:pPr>
             <w:r>
               <w:rPr>
@@ -4089,20 +3764,13 @@
         <w:pStyle w:val="Tiny"/>
         <w:widowControl/>
       </w:pPr>
-      <w:r>
-        <w:rPr>
-          <w:b w:val="0"/>
-        </w:rPr>
-      </w:r>
+      <w:r/>
     </w:p>
     <w:p>
       <w:pPr>
         <w:widowControl/>
       </w:pPr>
       <w:r>
-        <w:rPr>
-          <w:b w:val="0"/>
-        </w:rPr>
         <w:t>这里不能把各来源相加，因为题目要最少枚数；也不能把不可达写成0，否则“没有办法凑成”的状态会冒充“免费就凑成了”。如果面值只有3和4，金额1和2应保持不可达。</w:t>
       </w:r>
     </w:p>
@@ -4112,10 +3780,7 @@
         <w:widowControl/>
       </w:pPr>
       <w:r>
-        <w:rPr>
-          <w:b w:val="0"/>
-        </w:rPr>
-        <w:t>一个最优方案为什么能接在最优小方案后面</w:t>
+        <w:t>5.2  一个最优方案为什么能接在最优小方案后面</w:t>
       </w:r>
     </w:p>
     <w:p>
@@ -4123,9 +3788,6 @@
         <w:widowControl/>
       </w:pPr>
       <w:r>
-        <w:rPr>
-          <w:b w:val="0"/>
-        </w:rPr>
         <w:t>假设某个凑6元的最优方案最后取3元，前面那部分就是凑3元。如果前面不是凑3元的最省方案，换成更省的凑3元方案，面额不变、后面的最后一枚仍然能用，总枚数还会减少，与原来最优矛盾。</w:t>
       </w:r>
     </w:p>
@@ -4134,9 +3796,6 @@
         <w:widowControl/>
       </w:pPr>
       <w:r>
-        <w:rPr>
-          <w:b w:val="0"/>
-        </w:rPr>
         <w:t>这里替换之所以成立，是每种硬币数量不受限制。如果总共只有一枚3元，状态只记金额就可能不知道这枚硬币是否已用，需要改变模型。最优子结构必须和题目条件一起检查。</w:t>
       </w:r>
     </w:p>
@@ -4146,10 +3805,7 @@
         <w:widowControl/>
       </w:pPr>
       <w:r>
-        <w:rPr>
-          <w:b w:val="0"/>
-        </w:rPr>
-        <w:t>从答案追溯一个方案</w:t>
+        <w:t>5.3  从答案追溯一个方案</w:t>
       </w:r>
     </w:p>
     <w:p>
@@ -4157,9 +3813,6 @@
         <w:widowControl/>
       </w:pPr>
       <w:r>
-        <w:rPr>
-          <w:b w:val="0"/>
-        </w:rPr>
         <w:t>如果还要求输出拿了哪些硬币，可以在每次更新最优值时，记录这次选的最后一枚。到目标金额后，反复减去记录的面值，直到0。并列最优可以任取一个；若题目要求字典序最小，还要额外处理并列规则。</w:t>
       </w:r>
     </w:p>
@@ -4168,9 +3821,6 @@
         <w:widowControl/>
       </w:pPr>
       <w:r>
-        <w:rPr>
-          <w:b w:val="0"/>
-        </w:rPr>
         <w:t>一维压缩后的记录是否可靠要另行检查。硬币无限使用且金额严格减小，追溯可行；0/1背包若只记录会被覆盖的容量前驱，可能重复拿到同一物品。后面会回到这个问题。</w:t>
       </w:r>
     </w:p>
@@ -4180,10 +3830,7 @@
         <w:widowControl/>
       </w:pPr>
       <w:r>
-        <w:rPr>
-          <w:b w:val="0"/>
-        </w:rPr>
-        <w:t>独立任务</w:t>
+        <w:t>5.4  独立任务</w:t>
       </w:r>
     </w:p>
     <w:p>
@@ -4191,9 +3838,6 @@
         <w:widowControl/>
       </w:pPr>
       <w:r>
-        <w:rPr>
-          <w:b w:val="0"/>
-        </w:rPr>
         <w:t>面值只有2和5，目标7。请写出0到7的表，明确不可达格，再写“为什么从不可达格不能继续假装拿一枚就成功”。完成后换成目标3，检查程序输出的含义。输出约定由你在编码前写清。</w:t>
       </w:r>
     </w:p>
@@ -4205,9 +3849,6 @@
         <w:widowControl/>
       </w:pPr>
       <w:r>
-        <w:rPr>
-          <w:b w:val="0"/>
-        </w:rPr>
         <w:t>第6章 网格把一维扩展成二维</w:t>
       </w:r>
       <w:bookmarkEnd w:id="7"/>
@@ -4218,10 +3859,7 @@
         <w:widowControl/>
       </w:pPr>
       <w:r>
-        <w:rPr>
-          <w:b w:val="0"/>
-        </w:rPr>
-        <w:t>坐标是两个变化量</w:t>
+        <w:t>6.1  坐标是两个变化量</w:t>
       </w:r>
     </w:p>
     <w:p>
@@ -4229,9 +3867,6 @@
         <w:widowControl/>
       </w:pPr>
       <w:r>
-        <w:rPr>
-          <w:b w:val="0"/>
-        </w:rPr>
         <w:t>一个3行4列的棋盘，从左上角走到右下角，每次只能向右或向下。第2行第2列有障碍，不能进入。问有多少条合法路径。起点和终点都算格子，坐标从1开始。</w:t>
       </w:r>
     </w:p>
@@ -4240,9 +3875,6 @@
         <w:widowControl/>
       </w:pPr>
       <w:r>
-        <w:rPr>
-          <w:b w:val="0"/>
-        </w:rPr>
         <w:t>先停下来想：到某一格前的最后一步，可能来自哪两格？有障碍的格子应当保存多少条路线？先画格子，不写数组。</w:t>
       </w:r>
     </w:p>
@@ -4251,9 +3883,6 @@
         <w:widowControl/>
       </w:pPr>
       <w:r>
-        <w:rPr>
-          <w:b w:val="0"/>
-        </w:rPr>
         <w:t>定义f[r][c]为从起点恰好走到第r行第c列的路径数。非障碍格由上边和左边进入；越界来源不存在。起点如果没有障碍，只有一条空路径。</w:t>
       </w:r>
     </w:p>
@@ -4263,9 +3892,6 @@
         <w:widowControl/>
       </w:pPr>
       <w:r>
-        <w:rPr>
-          <w:b w:val="0"/>
-        </w:rPr>
         <w:t>f[r][c] = f[r-1][c] + f[r][c-1]</w:t>
       </w:r>
     </w:p>
@@ -4311,7 +3937,7 @@
           <w:p>
             <w:pPr>
               <w:pStyle w:val="TableText"/>
-              <w:keepNext w:val="0"/>
+              <w:keepNext/>
             </w:pPr>
             <w:r>
               <w:rPr>
@@ -4336,7 +3962,7 @@
           <w:p>
             <w:pPr>
               <w:pStyle w:val="TableText"/>
-              <w:keepNext w:val="0"/>
+              <w:keepNext/>
             </w:pPr>
             <w:r>
               <w:rPr>
@@ -4361,7 +3987,7 @@
           <w:p>
             <w:pPr>
               <w:pStyle w:val="TableText"/>
-              <w:keepNext w:val="0"/>
+              <w:keepNext/>
             </w:pPr>
             <w:r>
               <w:rPr>
@@ -4386,7 +4012,7 @@
           <w:p>
             <w:pPr>
               <w:pStyle w:val="TableText"/>
-              <w:keepNext w:val="0"/>
+              <w:keepNext/>
             </w:pPr>
             <w:r>
               <w:rPr>
@@ -4411,7 +4037,7 @@
           <w:p>
             <w:pPr>
               <w:pStyle w:val="TableText"/>
-              <w:keepNext w:val="0"/>
+              <w:keepNext/>
             </w:pPr>
             <w:r>
               <w:rPr>
@@ -4440,7 +4066,7 @@
           <w:p>
             <w:pPr>
               <w:pStyle w:val="TableText"/>
-              <w:keepNext w:val="0"/>
+              <w:keepNext/>
             </w:pPr>
             <w:r>
               <w:rPr>
@@ -4464,7 +4090,7 @@
           <w:p>
             <w:pPr>
               <w:pStyle w:val="TableText"/>
-              <w:keepNext w:val="0"/>
+              <w:keepNext/>
             </w:pPr>
             <w:r>
               <w:rPr>
@@ -4488,7 +4114,7 @@
           <w:p>
             <w:pPr>
               <w:pStyle w:val="TableText"/>
-              <w:keepNext w:val="0"/>
+              <w:keepNext/>
             </w:pPr>
             <w:r>
               <w:rPr>
@@ -4512,7 +4138,7 @@
           <w:p>
             <w:pPr>
               <w:pStyle w:val="TableText"/>
-              <w:keepNext w:val="0"/>
+              <w:keepNext/>
             </w:pPr>
             <w:r>
               <w:rPr>
@@ -4536,7 +4162,7 @@
           <w:p>
             <w:pPr>
               <w:pStyle w:val="TableText"/>
-              <w:keepNext w:val="0"/>
+              <w:keepNext/>
             </w:pPr>
             <w:r>
               <w:rPr>
@@ -4565,7 +4191,7 @@
           <w:p>
             <w:pPr>
               <w:pStyle w:val="TableText"/>
-              <w:keepNext w:val="0"/>
+              <w:keepNext/>
             </w:pPr>
             <w:r>
               <w:rPr>
@@ -4589,7 +4215,7 @@
           <w:p>
             <w:pPr>
               <w:pStyle w:val="TableText"/>
-              <w:keepNext w:val="0"/>
+              <w:keepNext/>
             </w:pPr>
             <w:r>
               <w:rPr>
@@ -4613,7 +4239,7 @@
           <w:p>
             <w:pPr>
               <w:pStyle w:val="TableText"/>
-              <w:keepNext w:val="0"/>
+              <w:keepNext/>
             </w:pPr>
             <w:r>
               <w:rPr>
@@ -4637,7 +4263,7 @@
           <w:p>
             <w:pPr>
               <w:pStyle w:val="TableText"/>
-              <w:keepNext w:val="0"/>
+              <w:keepNext/>
             </w:pPr>
             <w:r>
               <w:rPr>
@@ -4661,7 +4287,7 @@
           <w:p>
             <w:pPr>
               <w:pStyle w:val="TableText"/>
-              <w:keepNext w:val="0"/>
+              <w:keepNext/>
             </w:pPr>
             <w:r>
               <w:rPr>
@@ -4803,20 +4429,13 @@
         <w:pStyle w:val="Tiny"/>
         <w:widowControl/>
       </w:pPr>
-      <w:r>
-        <w:rPr>
-          <w:b w:val="0"/>
-        </w:rPr>
-      </w:r>
+      <w:r/>
     </w:p>
     <w:p>
       <w:pPr>
         <w:widowControl/>
       </w:pPr>
       <w:r>
-        <w:rPr>
-          <w:b w:val="0"/>
-        </w:rPr>
         <w:t>逐行从左向右填，保证上面和左面已经准备好。初始化可选择显式处理起点与边界；也可以增加一圈值为0的虚拟边界，再放一个虚拟入口。两种办法都能正确，但不要同时使用而重复贡献。初学先用显式起点。</w:t>
       </w:r>
     </w:p>
@@ -4825,9 +4444,6 @@
         <w:widowControl/>
       </w:pPr>
       <w:r>
-        <w:rPr>
-          <w:b w:val="0"/>
-        </w:rPr>
         <w:t>若起点或终点有障碍，答案为0。整行或整列被封住可能使后面的区域不可达。只用没有障碍的样例，无法检查这些分支。</w:t>
       </w:r>
     </w:p>
@@ -4837,10 +4453,7 @@
         <w:widowControl/>
       </w:pPr>
       <w:r>
-        <w:rPr>
-          <w:b w:val="0"/>
-        </w:rPr>
-        <w:t>路径最多能收集多少价值</w:t>
+        <w:t>6.2  路径最多能收集多少价值</w:t>
       </w:r>
     </w:p>
     <w:p>
@@ -4848,9 +4461,6 @@
         <w:widowControl/>
       </w:pPr>
       <w:r>
-        <w:rPr>
-          <w:b w:val="0"/>
-        </w:rPr>
         <w:t>若每格还有价值a[r][c]，走过就取得价值，目标改成最大总和，坐标模型仍有用，但表里保存的是最优分数。起点值应是a[1][1]；不可达格应设负INF。到一个普通格子，取合法来源的较大分数后，加本格价值一次。</w:t>
       </w:r>
     </w:p>
@@ -4859,9 +4469,6 @@
         <w:widowControl/>
       </w:pPr>
       <w:r>
-        <w:rPr>
-          <w:b w:val="0"/>
-        </w:rPr>
         <w:t>如果格子可能为负数，“边界设0”会虚构从棋盘外免费进入的路线。只有当状态含义允许从任意处重新开始时，0才可能代表合法选择。初始化永远从题意来。</w:t>
       </w:r>
     </w:p>
@@ -4871,10 +4478,7 @@
         <w:widowControl/>
       </w:pPr>
       <w:r>
-        <w:rPr>
-          <w:b w:val="0"/>
-        </w:rPr>
-        <w:t>独立任务</w:t>
+        <w:t>6.3  独立任务</w:t>
       </w:r>
     </w:p>
     <w:p>
@@ -4882,9 +4486,6 @@
         <w:widowControl/>
       </w:pPr>
       <w:r>
-        <w:rPr>
-          <w:b w:val="0"/>
-        </w:rPr>
         <w:t>先实现有障碍的路径计数。用上表、1行1列、起点有障碍三类数据自测。然后只写出“最大价值版本”的状态、初值和转移，不急着改程序，向妈妈说明为什么计数的加法变成取最大值。</w:t>
       </w:r>
     </w:p>
@@ -4896,9 +4497,6 @@
         <w:widowControl/>
       </w:pPr>
       <w:r>
-        <w:rPr>
-          <w:b w:val="0"/>
-        </w:rPr>
         <w:t>第7章 结尾在哪里会改变状态</w:t>
       </w:r>
       <w:bookmarkEnd w:id="8"/>
@@ -4909,10 +4507,7 @@
         <w:widowControl/>
       </w:pPr>
       <w:r>
-        <w:rPr>
-          <w:b w:val="0"/>
-        </w:rPr>
-        <w:t>连续一段的最大和</w:t>
+        <w:t>7.1  连续一段的最大和</w:t>
       </w:r>
     </w:p>
     <w:p>
@@ -4920,9 +4515,6 @@
         <w:widowControl/>
       </w:pPr>
       <w:r>
-        <w:rPr>
-          <w:b w:val="0"/>
-        </w:rPr>
         <w:t>给出整数序列-2、3、-1、4、-5。要选一段连续且非空的数，使和最大。连续表示中间不能跳过。先停下来想：最后一个数是负的时，最好的那一段一定以最后一个数结尾吗？</w:t>
       </w:r>
     </w:p>
@@ -4931,9 +4523,6 @@
         <w:widowControl/>
       </w:pPr>
       <w:r>
-        <w:rPr>
-          <w:b w:val="0"/>
-        </w:rPr>
         <w:t>定义end[i]为必须以第i个数结尾的非空连续段最大和。若选a[i]，前面只有两个选择：在a[i]重新开始；或把以i-1结尾的最好连续段接过来。不能接更早但不包含i-1的一段，否则不连续。</w:t>
       </w:r>
     </w:p>
@@ -4943,9 +4532,6 @@
         <w:widowControl/>
       </w:pPr>
       <w:r>
-        <w:rPr>
-          <w:b w:val="0"/>
-        </w:rPr>
         <w:t>end[i] = max(a[i], end[i-1] + a[i])</w:t>
       </w:r>
     </w:p>
@@ -4992,7 +4578,7 @@
           <w:p>
             <w:pPr>
               <w:pStyle w:val="TableText"/>
-              <w:keepNext w:val="0"/>
+              <w:keepNext/>
             </w:pPr>
             <w:r>
               <w:rPr>
@@ -5017,7 +4603,7 @@
           <w:p>
             <w:pPr>
               <w:pStyle w:val="TableText"/>
-              <w:keepNext w:val="0"/>
+              <w:keepNext/>
             </w:pPr>
             <w:r>
               <w:rPr>
@@ -5042,7 +4628,7 @@
           <w:p>
             <w:pPr>
               <w:pStyle w:val="TableText"/>
-              <w:keepNext w:val="0"/>
+              <w:keepNext/>
             </w:pPr>
             <w:r>
               <w:rPr>
@@ -5067,7 +4653,7 @@
           <w:p>
             <w:pPr>
               <w:pStyle w:val="TableText"/>
-              <w:keepNext w:val="0"/>
+              <w:keepNext/>
             </w:pPr>
             <w:r>
               <w:rPr>
@@ -5092,7 +4678,7 @@
           <w:p>
             <w:pPr>
               <w:pStyle w:val="TableText"/>
-              <w:keepNext w:val="0"/>
+              <w:keepNext/>
             </w:pPr>
             <w:r>
               <w:rPr>
@@ -5117,7 +4703,7 @@
           <w:p>
             <w:pPr>
               <w:pStyle w:val="TableText"/>
-              <w:keepNext w:val="0"/>
+              <w:keepNext/>
             </w:pPr>
             <w:r>
               <w:rPr>
@@ -5146,7 +4732,7 @@
           <w:p>
             <w:pPr>
               <w:pStyle w:val="TableText"/>
-              <w:keepNext w:val="0"/>
+              <w:keepNext/>
             </w:pPr>
             <w:r>
               <w:rPr>
@@ -5170,7 +4756,7 @@
           <w:p>
             <w:pPr>
               <w:pStyle w:val="TableText"/>
-              <w:keepNext w:val="0"/>
+              <w:keepNext/>
             </w:pPr>
             <w:r>
               <w:rPr>
@@ -5194,7 +4780,7 @@
           <w:p>
             <w:pPr>
               <w:pStyle w:val="TableText"/>
-              <w:keepNext w:val="0"/>
+              <w:keepNext/>
             </w:pPr>
             <w:r>
               <w:rPr>
@@ -5218,7 +4804,7 @@
           <w:p>
             <w:pPr>
               <w:pStyle w:val="TableText"/>
-              <w:keepNext w:val="0"/>
+              <w:keepNext/>
             </w:pPr>
             <w:r>
               <w:rPr>
@@ -5242,7 +4828,7 @@
           <w:p>
             <w:pPr>
               <w:pStyle w:val="TableText"/>
-              <w:keepNext w:val="0"/>
+              <w:keepNext/>
             </w:pPr>
             <w:r>
               <w:rPr>
@@ -5266,7 +4852,7 @@
           <w:p>
             <w:pPr>
               <w:pStyle w:val="TableText"/>
-              <w:keepNext w:val="0"/>
+              <w:keepNext/>
             </w:pPr>
             <w:r>
               <w:rPr>
@@ -5295,7 +4881,7 @@
           <w:p>
             <w:pPr>
               <w:pStyle w:val="TableText"/>
-              <w:keepNext w:val="0"/>
+              <w:keepNext/>
             </w:pPr>
             <w:r>
               <w:rPr>
@@ -5319,7 +4905,7 @@
           <w:p>
             <w:pPr>
               <w:pStyle w:val="TableText"/>
-              <w:keepNext w:val="0"/>
+              <w:keepNext/>
             </w:pPr>
             <w:r>
               <w:rPr>
@@ -5343,7 +4929,7 @@
           <w:p>
             <w:pPr>
               <w:pStyle w:val="TableText"/>
-              <w:keepNext w:val="0"/>
+              <w:keepNext/>
             </w:pPr>
             <w:r>
               <w:rPr>
@@ -5367,7 +4953,7 @@
           <w:p>
             <w:pPr>
               <w:pStyle w:val="TableText"/>
-              <w:keepNext w:val="0"/>
+              <w:keepNext/>
             </w:pPr>
             <w:r>
               <w:rPr>
@@ -5391,7 +4977,7 @@
           <w:p>
             <w:pPr>
               <w:pStyle w:val="TableText"/>
-              <w:keepNext w:val="0"/>
+              <w:keepNext/>
             </w:pPr>
             <w:r>
               <w:rPr>
@@ -5415,7 +5001,7 @@
           <w:p>
             <w:pPr>
               <w:pStyle w:val="TableText"/>
-              <w:keepNext w:val="0"/>
+              <w:keepNext/>
             </w:pPr>
             <w:r>
               <w:rPr>
@@ -5581,20 +5167,13 @@
         <w:pStyle w:val="Tiny"/>
         <w:widowControl/>
       </w:pPr>
-      <w:r>
-        <w:rPr>
-          <w:b w:val="0"/>
-        </w:rPr>
-      </w:r>
+      <w:r/>
     </w:p>
     <w:p>
       <w:pPr>
         <w:widowControl/>
       </w:pPr>
       <w:r>
-        <w:rPr>
-          <w:b w:val="0"/>
-        </w:rPr>
         <w:t>end[n]只回答“以最后一个数结尾”，所以总答案要在全部end[i]里取最大值。全负数据如-4、-2，非空答案应为-2。把初值设0并允许空段，会改变题目。</w:t>
       </w:r>
     </w:p>
@@ -5604,10 +5183,7 @@
         <w:widowControl/>
       </w:pPr>
       <w:r>
-        <w:rPr>
-          <w:b w:val="0"/>
-        </w:rPr>
-        <w:t>严格上升但允许跳过</w:t>
+        <w:t>7.2  严格上升但允许跳过</w:t>
       </w:r>
     </w:p>
     <w:p>
@@ -5615,9 +5191,6 @@
         <w:widowControl/>
       </w:pPr>
       <w:r>
-        <w:rPr>
-          <w:b w:val="0"/>
-        </w:rPr>
         <w:t>最长严格上升子序列LIS要求保持原来的先后顺序，可以跳过一些位置，选出的值必须严格变大。例如3、1、2、2、4，最长长度是3，可以选1、2、4。两个相等的2不能同时让严格上升长度增加。</w:t>
       </w:r>
     </w:p>
@@ -5626,9 +5199,6 @@
         <w:widowControl/>
       </w:pPr>
       <w:r>
-        <w:rPr>
-          <w:b w:val="0"/>
-        </w:rPr>
         <w:t>定义len[i]为必须以a[i]结尾的最长严格上升子序列长度。前一个选中位置j可以是任何j&lt;i且a[j]&lt;a[i]的位置。没有合适j时，a[i]自己构成长为1的序列。</w:t>
       </w:r>
     </w:p>
@@ -5638,9 +5208,6 @@
         <w:widowControl/>
       </w:pPr>
       <w:r>
-        <w:rPr>
-          <w:b w:val="0"/>
-        </w:rPr>
         <w:t>len[i] = max(1, len[j] + 1)</w:t>
       </w:r>
     </w:p>
@@ -5649,9 +5216,6 @@
         <w:widowControl/>
       </w:pPr>
       <w:r>
-        <w:rPr>
-          <w:b w:val="0"/>
-        </w:rPr>
         <w:t>其中j只在合法前驱里枚举。共有n个状态，每个最多检查n个前驱，时间O(n²)，空间O(n)。总答案仍是全部len[i]的最大值。状态“以i结尾”让未来能判断是否可以接上新值。</w:t>
       </w:r>
     </w:p>
@@ -5660,9 +5224,6 @@
         <w:widowControl/>
       </w:pPr>
       <w:r>
-        <w:rPr>
-          <w:b w:val="0"/>
-        </w:rPr>
         <w:t>如果只记“前i个数的最长长度”，就会丢掉结尾大小。同样长的两个子序列，结尾小的往往更容易延长。第二册会利用这个信息得到更快算法，但此刻先把朴素模型写对。</w:t>
       </w:r>
     </w:p>
@@ -5672,10 +5233,7 @@
         <w:widowControl/>
       </w:pPr>
       <w:r>
-        <w:rPr>
-          <w:b w:val="0"/>
-        </w:rPr>
-        <w:t>连续和子序列要分清</w:t>
+        <w:t>7.3  连续和子序列要分清</w:t>
       </w:r>
     </w:p>
     <w:p>
@@ -5683,9 +5241,6 @@
         <w:widowControl/>
       </w:pPr>
       <w:r>
-        <w:rPr>
-          <w:b w:val="0"/>
-        </w:rPr>
         <w:t>“连续”与“子序列”是题意条件，不是词语细节。连续段只能接i-1；上升子序列可以接更早的j，却必须检查值的大小。转移差别来自允许的动作，不能因为两题都有max就复制公式。</w:t>
       </w:r>
     </w:p>
@@ -5695,10 +5250,7 @@
         <w:widowControl/>
       </w:pPr>
       <w:r>
-        <w:rPr>
-          <w:b w:val="0"/>
-        </w:rPr>
-        <w:t>独立任务</w:t>
+        <w:t>7.4  独立任务</w:t>
       </w:r>
     </w:p>
     <w:p>
@@ -5706,9 +5258,6 @@
         <w:widowControl/>
       </w:pPr>
       <w:r>
-        <w:rPr>
-          <w:b w:val="0"/>
-        </w:rPr>
         <w:t>请分别用2、2、2与5、4、3检查严格上升子序列的程序。再设计一个例子，证明最长上升子序列不一定以最后一个数结束。向妈妈解释为什么这里取最大值，却不能把不同前驱的长度直接相加。</w:t>
       </w:r>
     </w:p>
@@ -5720,9 +5269,6 @@
         <w:widowControl/>
       </w:pPr>
       <w:r>
-        <w:rPr>
-          <w:b w:val="0"/>
-        </w:rPr>
         <w:t>第8章 零一背包先把物品这一维看清</w:t>
       </w:r>
       <w:bookmarkEnd w:id="9"/>
@@ -5733,10 +5279,7 @@
         <w:widowControl/>
       </w:pPr>
       <w:r>
-        <w:rPr>
-          <w:b w:val="0"/>
-        </w:rPr>
-        <w:t>物品只能拿一次</w:t>
+        <w:t>8.1  物品只能拿一次</w:t>
       </w:r>
     </w:p>
     <w:p>
@@ -5744,9 +5287,6 @@
         <w:widowControl/>
       </w:pPr>
       <w:r>
-        <w:rPr>
-          <w:b w:val="0"/>
-        </w:rPr>
         <w:t>有三件物品，重量与价值分别为(2,3)、(3,4)、(4,5)。背包容量5，物品不可拆分，每件最多拿一次，总重量不超过容量，求最大价值。这里“最多拿一次”叫0/1，“不超过”表示不必装满。</w:t>
       </w:r>
     </w:p>
@@ -5755,9 +5295,6 @@
         <w:widowControl/>
       </w:pPr>
       <w:r>
-        <w:rPr>
-          <w:b w:val="0"/>
-        </w:rPr>
         <w:t>先停下来想：只按价值高低挑、只按价值除以重量挑，能保证这组和所有其他数据都最优吗？先列三件物品的所有子集，删掉超重的组合。</w:t>
       </w:r>
     </w:p>
@@ -5766,9 +5303,6 @@
         <w:widowControl/>
       </w:pPr>
       <w:r>
-        <w:rPr>
-          <w:b w:val="0"/>
-        </w:rPr>
         <w:t>对第i件物品做选择时，之前能用哪些物品很重要。定义f[i][c]为只考虑前i件物品、容量上限为c时的最大价值。最后分成“不选第i件”和“选第i件”两类。</w:t>
       </w:r>
     </w:p>
@@ -5778,9 +5312,6 @@
         <w:widowControl/>
       </w:pPr>
       <w:r>
-        <w:rPr>
-          <w:b w:val="0"/>
-        </w:rPr>
         <w:t>f[i][c] = max(f[i-1][c], f[i-1][c-w[i]] + v[i])</w:t>
       </w:r>
     </w:p>
@@ -5789,9 +5320,6 @@
         <w:widowControl/>
       </w:pPr>
       <w:r>
-        <w:rPr>
-          <w:b w:val="0"/>
-        </w:rPr>
         <w:t>第二项只有c&gt;=w[i]时合法。两项都来自第i-1层，保证第i件物品只使用一次。第0层没有物品，在“最多装到c”且允许空集的定义下，各容量的答案都是0。</w:t>
       </w:r>
     </w:p>
@@ -5839,7 +5367,7 @@
           <w:p>
             <w:pPr>
               <w:pStyle w:val="TableText"/>
-              <w:keepNext w:val="0"/>
+              <w:keepNext/>
             </w:pPr>
             <w:r>
               <w:rPr>
@@ -5864,7 +5392,7 @@
           <w:p>
             <w:pPr>
               <w:pStyle w:val="TableText"/>
-              <w:keepNext w:val="0"/>
+              <w:keepNext/>
             </w:pPr>
             <w:r>
               <w:rPr>
@@ -5889,7 +5417,7 @@
           <w:p>
             <w:pPr>
               <w:pStyle w:val="TableText"/>
-              <w:keepNext w:val="0"/>
+              <w:keepNext/>
             </w:pPr>
             <w:r>
               <w:rPr>
@@ -5914,7 +5442,7 @@
           <w:p>
             <w:pPr>
               <w:pStyle w:val="TableText"/>
-              <w:keepNext w:val="0"/>
+              <w:keepNext/>
             </w:pPr>
             <w:r>
               <w:rPr>
@@ -5939,7 +5467,7 @@
           <w:p>
             <w:pPr>
               <w:pStyle w:val="TableText"/>
-              <w:keepNext w:val="0"/>
+              <w:keepNext/>
             </w:pPr>
             <w:r>
               <w:rPr>
@@ -5964,7 +5492,7 @@
           <w:p>
             <w:pPr>
               <w:pStyle w:val="TableText"/>
-              <w:keepNext w:val="0"/>
+              <w:keepNext/>
             </w:pPr>
             <w:r>
               <w:rPr>
@@ -5989,7 +5517,7 @@
           <w:p>
             <w:pPr>
               <w:pStyle w:val="TableText"/>
-              <w:keepNext w:val="0"/>
+              <w:keepNext/>
             </w:pPr>
             <w:r>
               <w:rPr>
@@ -6018,7 +5546,7 @@
           <w:p>
             <w:pPr>
               <w:pStyle w:val="TableText"/>
-              <w:keepNext w:val="0"/>
+              <w:keepNext/>
             </w:pPr>
             <w:r>
               <w:rPr>
@@ -6042,7 +5570,7 @@
           <w:p>
             <w:pPr>
               <w:pStyle w:val="TableText"/>
-              <w:keepNext w:val="0"/>
+              <w:keepNext/>
             </w:pPr>
             <w:r>
               <w:rPr>
@@ -6066,7 +5594,7 @@
           <w:p>
             <w:pPr>
               <w:pStyle w:val="TableText"/>
-              <w:keepNext w:val="0"/>
+              <w:keepNext/>
             </w:pPr>
             <w:r>
               <w:rPr>
@@ -6090,7 +5618,7 @@
           <w:p>
             <w:pPr>
               <w:pStyle w:val="TableText"/>
-              <w:keepNext w:val="0"/>
+              <w:keepNext/>
             </w:pPr>
             <w:r>
               <w:rPr>
@@ -6114,7 +5642,7 @@
           <w:p>
             <w:pPr>
               <w:pStyle w:val="TableText"/>
-              <w:keepNext w:val="0"/>
+              <w:keepNext/>
             </w:pPr>
             <w:r>
               <w:rPr>
@@ -6138,7 +5666,7 @@
           <w:p>
             <w:pPr>
               <w:pStyle w:val="TableText"/>
-              <w:keepNext w:val="0"/>
+              <w:keepNext/>
             </w:pPr>
             <w:r>
               <w:rPr>
@@ -6162,7 +5690,7 @@
           <w:p>
             <w:pPr>
               <w:pStyle w:val="TableText"/>
-              <w:keepNext w:val="0"/>
+              <w:keepNext/>
             </w:pPr>
             <w:r>
               <w:rPr>
@@ -6191,7 +5719,7 @@
           <w:p>
             <w:pPr>
               <w:pStyle w:val="TableText"/>
-              <w:keepNext w:val="0"/>
+              <w:keepNext/>
             </w:pPr>
             <w:r>
               <w:rPr>
@@ -6215,7 +5743,7 @@
           <w:p>
             <w:pPr>
               <w:pStyle w:val="TableText"/>
-              <w:keepNext w:val="0"/>
+              <w:keepNext/>
             </w:pPr>
             <w:r>
               <w:rPr>
@@ -6239,7 +5767,7 @@
           <w:p>
             <w:pPr>
               <w:pStyle w:val="TableText"/>
-              <w:keepNext w:val="0"/>
+              <w:keepNext/>
             </w:pPr>
             <w:r>
               <w:rPr>
@@ -6263,7 +5791,7 @@
           <w:p>
             <w:pPr>
               <w:pStyle w:val="TableText"/>
-              <w:keepNext w:val="0"/>
+              <w:keepNext/>
             </w:pPr>
             <w:r>
               <w:rPr>
@@ -6287,7 +5815,7 @@
           <w:p>
             <w:pPr>
               <w:pStyle w:val="TableText"/>
-              <w:keepNext w:val="0"/>
+              <w:keepNext/>
             </w:pPr>
             <w:r>
               <w:rPr>
@@ -6311,7 +5839,7 @@
           <w:p>
             <w:pPr>
               <w:pStyle w:val="TableText"/>
-              <w:keepNext w:val="0"/>
+              <w:keepNext/>
             </w:pPr>
             <w:r>
               <w:rPr>
@@ -6335,7 +5863,7 @@
           <w:p>
             <w:pPr>
               <w:pStyle w:val="TableText"/>
-              <w:keepNext w:val="0"/>
+              <w:keepNext/>
             </w:pPr>
             <w:r>
               <w:rPr>
@@ -6364,7 +5892,7 @@
           <w:p>
             <w:pPr>
               <w:pStyle w:val="TableText"/>
-              <w:keepNext w:val="0"/>
+              <w:keepNext/>
             </w:pPr>
             <w:r>
               <w:rPr>
@@ -6388,7 +5916,7 @@
           <w:p>
             <w:pPr>
               <w:pStyle w:val="TableText"/>
-              <w:keepNext w:val="0"/>
+              <w:keepNext/>
             </w:pPr>
             <w:r>
               <w:rPr>
@@ -6412,7 +5940,7 @@
           <w:p>
             <w:pPr>
               <w:pStyle w:val="TableText"/>
-              <w:keepNext w:val="0"/>
+              <w:keepNext/>
             </w:pPr>
             <w:r>
               <w:rPr>
@@ -6436,7 +5964,7 @@
           <w:p>
             <w:pPr>
               <w:pStyle w:val="TableText"/>
-              <w:keepNext w:val="0"/>
+              <w:keepNext/>
             </w:pPr>
             <w:r>
               <w:rPr>
@@ -6460,7 +5988,7 @@
           <w:p>
             <w:pPr>
               <w:pStyle w:val="TableText"/>
-              <w:keepNext w:val="0"/>
+              <w:keepNext/>
             </w:pPr>
             <w:r>
               <w:rPr>
@@ -6484,7 +6012,7 @@
           <w:p>
             <w:pPr>
               <w:pStyle w:val="TableText"/>
-              <w:keepNext w:val="0"/>
+              <w:keepNext/>
             </w:pPr>
             <w:r>
               <w:rPr>
@@ -6508,7 +6036,7 @@
           <w:p>
             <w:pPr>
               <w:pStyle w:val="TableText"/>
-              <w:keepNext w:val="0"/>
+              <w:keepNext/>
             </w:pPr>
             <w:r>
               <w:rPr>
@@ -6698,20 +6226,13 @@
         <w:pStyle w:val="Tiny"/>
         <w:widowControl/>
       </w:pPr>
-      <w:r>
-        <w:rPr>
-          <w:b w:val="0"/>
-        </w:rPr>
-      </w:r>
+      <w:r/>
     </w:p>
     <w:p>
       <w:pPr>
         <w:widowControl/>
       </w:pPr>
       <w:r>
-        <w:rPr>
-          <w:b w:val="0"/>
-        </w:rPr>
         <w:t>答案是f[n][W]。表格中f[1][5]=3不表示重量恰好为5，而是容量上限为5时拿第一件最划算。把这句话讲明白，再讨论压缩。</w:t>
       </w:r>
     </w:p>
@@ -6721,10 +6242,7 @@
         <w:widowControl/>
       </w:pPr>
       <w:r>
-        <w:rPr>
-          <w:b w:val="0"/>
-        </w:rPr>
-        <w:t>为什么一维时容量倒着走</w:t>
+        <w:t>8.2  为什么一维时容量倒着走</w:t>
       </w:r>
     </w:p>
     <w:p>
@@ -6732,9 +6250,6 @@
         <w:widowControl/>
       </w:pPr>
       <w:r>
-        <w:rPr>
-          <w:b w:val="0"/>
-        </w:rPr>
         <w:t>计算新一层只用上一层，可以只保留一行dp[c]。但覆盖顺序必须保证读取dp[c-w]时，它仍代表“未考虑当前物品”的旧值。容量从大到小处理，c-w更小，还没有在本轮被更新，因此能保住旧层含义。</w:t>
       </w:r>
     </w:p>
@@ -6743,20 +6258,15 @@
         <w:widowControl/>
       </w:pPr>
       <w:r>
-        <w:rPr>
-          <w:b w:val="0"/>
-        </w:rPr>
         <w:t>最小反例只有一件重量2、价值3的物品，容量4。若容量从小到大，更新到c=2后dp[2]=3；随后c=4会读到刚更新的dp[2]，又加3，变成6。同一件物品被用两次，违反题意。</w:t>
       </w:r>
     </w:p>
     <w:p>
       <w:pPr>
+        <w:pStyle w:val="Heading3"/>
         <w:widowControl/>
       </w:pPr>
       <w:r>
-        <w:rPr>
-          <w:b/>
-        </w:rPr>
         <w:t>局部代码 只展示层次与方向</w:t>
       </w:r>
     </w:p>
@@ -6768,9 +6278,6 @@
         <w:spacing w:after="20"/>
       </w:pPr>
       <w:r>
-        <w:rPr>
-          <w:b w:val="0"/>
-        </w:rPr>
         <w:t>for (int c = W; c &gt;= w; --c) {</w:t>
       </w:r>
     </w:p>
@@ -6782,9 +6289,6 @@
         <w:spacing w:after="20"/>
       </w:pPr>
       <w:r>
-        <w:rPr>
-          <w:b w:val="0"/>
-        </w:rPr>
         <w:t xml:space="preserve">    dp[c] = max(dp[c], dp[c - w] + v);</w:t>
       </w:r>
     </w:p>
@@ -6796,9 +6300,6 @@
         <w:spacing w:after="20"/>
       </w:pPr>
       <w:r>
-        <w:rPr>
-          <w:b w:val="0"/>
-        </w:rPr>
         <w:t>}</w:t>
       </w:r>
     </w:p>
@@ -6807,9 +6308,6 @@
         <w:widowControl/>
       </w:pPr>
       <w:r>
-        <w:rPr>
-          <w:b w:val="0"/>
-        </w:rPr>
         <w:t>这段代码假定物品的w、v已经读入并处在处理当前物品的一轮中，dp此前也按“不超过”的含义初始化。它不是完整程序。写自己的程序前，在纸上标注每次读的是旧层还是新层。</w:t>
       </w:r>
     </w:p>
@@ -6819,10 +6317,7 @@
         <w:widowControl/>
       </w:pPr>
       <w:r>
-        <w:rPr>
-          <w:b w:val="0"/>
-        </w:rPr>
-        <w:t>恰好装满是另一个合同</w:t>
+        <w:t>8.3  恰好装满是另一个合同</w:t>
       </w:r>
     </w:p>
     <w:p>
@@ -6830,9 +6325,6 @@
         <w:widowControl/>
       </w:pPr>
       <w:r>
-        <w:rPr>
-          <w:b w:val="0"/>
-        </w:rPr>
         <w:t>如果要求总重量恰好等于W，设g[c]为恰好重量c时的最大价值。开始只有g[0]=0，其他容量是负INF。只有g[c-w]可达时才能更新。最终g[W]不可达就应按题目要求报告无解。</w:t>
       </w:r>
     </w:p>
@@ -6841,9 +6333,6 @@
         <w:widowControl/>
       </w:pPr>
       <w:r>
-        <w:rPr>
-          <w:b w:val="0"/>
-        </w:rPr>
         <w:t>若还要输出选中了哪些物品，初学保留二维表，从第n层向前比较“不选”和“选”的来源。仅在一维表存一个会被后续覆盖的容量前驱，可能追出不合法重复物品，不能想当然地压缩方案记录。</w:t>
       </w:r>
     </w:p>
@@ -6853,10 +6342,7 @@
         <w:widowControl/>
       </w:pPr>
       <w:r>
-        <w:rPr>
-          <w:b w:val="0"/>
-        </w:rPr>
-        <w:t>独立任务</w:t>
+        <w:t>8.4  独立任务</w:t>
       </w:r>
     </w:p>
     <w:p>
@@ -6864,9 +6350,6 @@
         <w:widowControl/>
       </w:pPr>
       <w:r>
-        <w:rPr>
-          <w:b w:val="0"/>
-        </w:rPr>
         <w:t>先独立实现二维0/1背包，再用同一组小数据改成一维并核对每一层。测试“一件物品容量足够放两件”、容量0、所有物品都过重。最后将题意改为“恰好装满”，写出需要改变的初始化和可达性检查。</w:t>
       </w:r>
     </w:p>
@@ -6878,9 +6361,6 @@
         <w:widowControl/>
       </w:pPr>
       <w:r>
-        <w:rPr>
-          <w:b w:val="0"/>
-        </w:rPr>
         <w:t>第9章 背包家族来自使用次数和计数对象</w:t>
       </w:r>
       <w:bookmarkEnd w:id="10"/>
@@ -6891,10 +6371,7 @@
         <w:widowControl/>
       </w:pPr>
       <w:r>
-        <w:rPr>
-          <w:b w:val="0"/>
-        </w:rPr>
-        <w:t>完全背包允许重复使用</w:t>
+        <w:t>9.1  完全背包允许重复使用</w:t>
       </w:r>
     </w:p>
     <w:p>
@@ -6902,9 +6379,6 @@
         <w:widowControl/>
       </w:pPr>
       <w:r>
-        <w:rPr>
-          <w:b w:val="0"/>
-        </w:rPr>
         <w:t>完全背包里每种物品可以选任意多件，重量必须为正以保证容量依赖向前推进。选当前物品之后，还可以继续使用它。所以二维转移的“选”分支来自本层，而“不选”分支来自上一层。</w:t>
       </w:r>
     </w:p>
@@ -6914,9 +6388,6 @@
         <w:widowControl/>
       </w:pPr>
       <w:r>
-        <w:rPr>
-          <w:b w:val="0"/>
-        </w:rPr>
         <w:t>f[i][c] = max(f[i-1][c], f[i][c-w[i]] + v[i])</w:t>
       </w:r>
     </w:p>
@@ -6925,9 +6396,6 @@
         <w:widowControl/>
       </w:pPr>
       <w:r>
-        <w:rPr>
-          <w:b w:val="0"/>
-        </w:rPr>
         <w:t>一维压缩时容量从小到大，故意读取本轮更新后的较小容量。这与0/1的不同不是一条待背口诀，而是“当前物品还可不可以再用”的结果。若出现零重量正价值且无限次，最大价值无上界，应首先检查题目条件。</w:t>
       </w:r>
     </w:p>
@@ -6937,10 +6405,7 @@
         <w:widowControl/>
       </w:pPr>
       <w:r>
-        <w:rPr>
-          <w:b w:val="0"/>
-        </w:rPr>
-        <w:t>多重与分组先从清楚的慢方法开始</w:t>
+        <w:t>9.2  多重与分组先从清楚的慢方法开始</w:t>
       </w:r>
     </w:p>
     <w:p>
@@ -6948,9 +6413,6 @@
         <w:widowControl/>
       </w:pPr>
       <w:r>
-        <w:rPr>
-          <w:b w:val="0"/>
-        </w:rPr>
         <w:t>多重背包中第i种最多s[i]件。最直接是在旧层枚举使用k件，0&lt;=k&lt;=s[i]且k*w[i]&lt;=c，取f[i-1][c-k*w]+k*v的最大值。时间可达O(W乘各数量之和)。每个候选都读旧层，避免超过上限。</w:t>
       </w:r>
     </w:p>
@@ -6959,9 +6421,6 @@
         <w:widowControl/>
       </w:pPr>
       <w:r>
-        <w:rPr>
-          <w:b w:val="0"/>
-        </w:rPr>
         <w:t>二进制拆分把数量例如13拆成1、2、4、6四包，包的重量价值分别乘相应数量，随后按0/1处理。任意0至13件都能由某些包表示，所以求最值时可用。由于某些数量可能有多种包的组合表示，不能未经证明把这种拆法用于“原物品选择方案数”。</w:t>
       </w:r>
     </w:p>
@@ -6970,9 +6429,6 @@
         <w:widowControl/>
       </w:pPr>
       <w:r>
-        <w:rPr>
-          <w:b w:val="0"/>
-        </w:rPr>
         <w:t>分组背包要求每组最多选一件。对同组的所有候选，必须基于进入这一组之前的旧层计算，再统一得到新层。若边枚举本组物品边读已更新结果，可能同组选了多件。用old和next两个数组最容易看清；若每组必须选一件，不能直接保留“不选本组”分支。</w:t>
       </w:r>
     </w:p>
@@ -6982,10 +6438,7 @@
         <w:widowControl/>
       </w:pPr>
       <w:r>
-        <w:rPr>
-          <w:b w:val="0"/>
-        </w:rPr>
-        <w:t>计数时先问怎样算同一种方案</w:t>
+        <w:t>9.3  计数时先问怎样算同一种方案</w:t>
       </w:r>
     </w:p>
     <w:p>
@@ -6993,9 +6446,6 @@
         <w:widowControl/>
       </w:pPr>
       <w:r>
-        <w:rPr>
-          <w:b w:val="0"/>
-        </w:rPr>
         <w:t>面值1和2，凑出3。若1+2与2+1算同一种，是无序组合，共有{1,1,1}和{1,2}。若先后顺序算不同，是有序序列，共有111、12、21。目标都是计数，问题却不同。</w:t>
       </w:r>
     </w:p>
@@ -7004,9 +6454,6 @@
         <w:widowControl/>
       </w:pPr>
       <w:r>
-        <w:rPr>
-          <w:b w:val="0"/>
-        </w:rPr>
         <w:t>组合数的常见实现是先枚举硬币种类，再从小金额到大金额更新；它按“可用前几种硬币”分层，让每个组合只有一种归属。序列数则先枚举目标金额，再枚举最后一枚硬币；它按最后一步分类，因此12与21分别计入。</w:t>
       </w:r>
     </w:p>
@@ -7015,9 +6462,6 @@
         <w:widowControl/>
       </w:pPr>
       <w:r>
-        <w:rPr>
-          <w:b w:val="0"/>
-        </w:rPr>
         <w:t>这些结论依赖这里的模型：正面值、每种无限量、不同种类按面值区分。若输入有重复面值，或者物品按编号区分，必须先明确题目怎样定义不同方案，不能直接套循环顺序。</w:t>
       </w:r>
     </w:p>
@@ -7027,10 +6471,7 @@
         <w:widowControl/>
       </w:pPr>
       <w:r>
-        <w:rPr>
-          <w:b w:val="0"/>
-        </w:rPr>
-        <w:t>独立任务</w:t>
+        <w:t>9.4  独立任务</w:t>
       </w:r>
     </w:p>
     <w:p>
@@ -7038,9 +6479,6 @@
         <w:widowControl/>
       </w:pPr>
       <w:r>
-        <w:rPr>
-          <w:b w:val="0"/>
-        </w:rPr>
         <w:t>请给“面值1和2、目标4”的组合与序列各列一张清单，再画出各自最后一次更新的来源。只有清单与程序一致，才可以说自己理解了循环顺序。另找一个同组两件物品的例子，证明分组背包不能组内连续叠加。</w:t>
       </w:r>
     </w:p>
@@ -7052,9 +6490,6 @@
         <w:widowControl/>
       </w:pPr>
       <w:r>
-        <w:rPr>
-          <w:b w:val="0"/>
-        </w:rPr>
         <w:t>第10章 两条序列的关系</w:t>
       </w:r>
       <w:bookmarkEnd w:id="11"/>
@@ -7065,10 +6500,7 @@
         <w:widowControl/>
       </w:pPr>
       <w:r>
-        <w:rPr>
-          <w:b w:val="0"/>
-        </w:rPr>
-        <w:t>公共子序列为何需要两个进度</w:t>
+        <w:t>10.1  公共子序列为何需要两个进度</w:t>
       </w:r>
     </w:p>
     <w:p>
@@ -7076,9 +6508,6 @@
         <w:widowControl/>
       </w:pPr>
       <w:r>
-        <w:rPr>
-          <w:b w:val="0"/>
-        </w:rPr>
         <w:t>给字符串A=ABC、B=AC，求最长公共子序列LCS长度。子序列可以跳过字符，但必须保持顺序。两边都要描述“已经考虑到哪里”，所以需要两个前缀长度。</w:t>
       </w:r>
     </w:p>
@@ -7087,9 +6516,6 @@
         <w:widowControl/>
       </w:pPr>
       <w:r>
-        <w:rPr>
-          <w:b w:val="0"/>
-        </w:rPr>
         <w:t>定义f[i][j]为A的前i个字符与B的前j个字符的最长公共子序列长度。空前缀的答案是0。为便于解释，这里字符编号从1开始；若C++字符串从0开始，A的第i个字符实际写A[i-1]。</w:t>
       </w:r>
     </w:p>
@@ -7098,9 +6524,6 @@
         <w:widowControl/>
       </w:pPr>
       <w:r>
-        <w:rPr>
-          <w:b w:val="0"/>
-        </w:rPr>
         <w:t>当末尾字符相等，可以让它们配成一对，再接在两个更短前缀的公共子序列后面；当末尾不同，它们不可能作为同一对匹配，至少有一个末尾不被选中。为避免初学者漏分支，可以始终比较跳过任一末尾，并在相等时再比较配对。</w:t>
       </w:r>
     </w:p>
@@ -7110,9 +6533,6 @@
         <w:widowControl/>
       </w:pPr>
       <w:r>
-        <w:rPr>
-          <w:b w:val="0"/>
-        </w:rPr>
         <w:t>f[i][j] = max(f[i-1][j], f[i][j-1])</w:t>
       </w:r>
     </w:p>
@@ -7122,9 +6542,6 @@
         <w:widowControl/>
       </w:pPr>
       <w:r>
-        <w:rPr>
-          <w:b w:val="0"/>
-        </w:rPr>
         <w:t>若 A[i] == B[j] 再与 f[i-1][j-1] + 1 比较</w:t>
       </w:r>
     </w:p>
@@ -7169,7 +6586,7 @@
           <w:p>
             <w:pPr>
               <w:pStyle w:val="TableText"/>
-              <w:keepNext w:val="0"/>
+              <w:keepNext/>
             </w:pPr>
             <w:r>
               <w:rPr>
@@ -7194,7 +6611,7 @@
           <w:p>
             <w:pPr>
               <w:pStyle w:val="TableText"/>
-              <w:keepNext w:val="0"/>
+              <w:keepNext/>
             </w:pPr>
             <w:r>
               <w:rPr>
@@ -7219,7 +6636,7 @@
           <w:p>
             <w:pPr>
               <w:pStyle w:val="TableText"/>
-              <w:keepNext w:val="0"/>
+              <w:keepNext/>
             </w:pPr>
             <w:r>
               <w:rPr>
@@ -7244,7 +6661,7 @@
           <w:p>
             <w:pPr>
               <w:pStyle w:val="TableText"/>
-              <w:keepNext w:val="0"/>
+              <w:keepNext/>
             </w:pPr>
             <w:r>
               <w:rPr>
@@ -7273,7 +6690,7 @@
           <w:p>
             <w:pPr>
               <w:pStyle w:val="TableText"/>
-              <w:keepNext w:val="0"/>
+              <w:keepNext/>
             </w:pPr>
             <w:r>
               <w:rPr>
@@ -7297,7 +6714,7 @@
           <w:p>
             <w:pPr>
               <w:pStyle w:val="TableText"/>
-              <w:keepNext w:val="0"/>
+              <w:keepNext/>
             </w:pPr>
             <w:r>
               <w:rPr>
@@ -7321,7 +6738,7 @@
           <w:p>
             <w:pPr>
               <w:pStyle w:val="TableText"/>
-              <w:keepNext w:val="0"/>
+              <w:keepNext/>
             </w:pPr>
             <w:r>
               <w:rPr>
@@ -7345,7 +6762,7 @@
           <w:p>
             <w:pPr>
               <w:pStyle w:val="TableText"/>
-              <w:keepNext w:val="0"/>
+              <w:keepNext/>
             </w:pPr>
             <w:r>
               <w:rPr>
@@ -7374,7 +6791,7 @@
           <w:p>
             <w:pPr>
               <w:pStyle w:val="TableText"/>
-              <w:keepNext w:val="0"/>
+              <w:keepNext/>
             </w:pPr>
             <w:r>
               <w:rPr>
@@ -7398,7 +6815,7 @@
           <w:p>
             <w:pPr>
               <w:pStyle w:val="TableText"/>
-              <w:keepNext w:val="0"/>
+              <w:keepNext/>
             </w:pPr>
             <w:r>
               <w:rPr>
@@ -7422,7 +6839,7 @@
           <w:p>
             <w:pPr>
               <w:pStyle w:val="TableText"/>
-              <w:keepNext w:val="0"/>
+              <w:keepNext/>
             </w:pPr>
             <w:r>
               <w:rPr>
@@ -7446,7 +6863,7 @@
           <w:p>
             <w:pPr>
               <w:pStyle w:val="TableText"/>
-              <w:keepNext w:val="0"/>
+              <w:keepNext/>
             </w:pPr>
             <w:r>
               <w:rPr>
@@ -7475,7 +6892,7 @@
           <w:p>
             <w:pPr>
               <w:pStyle w:val="TableText"/>
-              <w:keepNext w:val="0"/>
+              <w:keepNext/>
             </w:pPr>
             <w:r>
               <w:rPr>
@@ -7499,7 +6916,7 @@
           <w:p>
             <w:pPr>
               <w:pStyle w:val="TableText"/>
-              <w:keepNext w:val="0"/>
+              <w:keepNext/>
             </w:pPr>
             <w:r>
               <w:rPr>
@@ -7523,7 +6940,7 @@
           <w:p>
             <w:pPr>
               <w:pStyle w:val="TableText"/>
-              <w:keepNext w:val="0"/>
+              <w:keepNext/>
             </w:pPr>
             <w:r>
               <w:rPr>
@@ -7547,7 +6964,7 @@
           <w:p>
             <w:pPr>
               <w:pStyle w:val="TableText"/>
-              <w:keepNext w:val="0"/>
+              <w:keepNext/>
             </w:pPr>
             <w:r>
               <w:rPr>
@@ -7665,20 +7082,13 @@
         <w:pStyle w:val="Tiny"/>
         <w:widowControl/>
       </w:pPr>
-      <w:r>
-        <w:rPr>
-          <w:b w:val="0"/>
-        </w:rPr>
-      </w:r>
+      <w:r/>
     </w:p>
     <w:p>
       <w:pPr>
         <w:widowControl/>
       </w:pPr>
       <w:r>
-        <w:rPr>
-          <w:b w:val="0"/>
-        </w:rPr>
         <w:t>从左上到右下填写，时间O(nm)。如果要求方案，可从末尾倒着追踪使用了哪个来源。字符相等时也可以使用常见简化公式f[i-1][j-1]+1；上面的多候选写法更直接展示允许忽略末尾。</w:t>
       </w:r>
     </w:p>
@@ -7688,10 +7098,7 @@
         <w:widowControl/>
       </w:pPr>
       <w:r>
-        <w:rPr>
-          <w:b w:val="0"/>
-        </w:rPr>
-        <w:t>编辑距离换了表中保存的东西</w:t>
+        <w:t>10.2  编辑距离换了表中保存的东西</w:t>
       </w:r>
     </w:p>
     <w:p>
@@ -7699,9 +7106,6 @@
         <w:widowControl/>
       </w:pPr>
       <w:r>
-        <w:rPr>
-          <w:b w:val="0"/>
-        </w:rPr>
         <w:t>把A变成B，允许插入、删除或替换一个字符，每次代价1。定义d[i][j]为把A前i个字符变成B前j个字符的最少操作数。d[i][0]=i、d[0][j]=j，这两条边表示删光或从空串插入。</w:t>
       </w:r>
     </w:p>
@@ -7710,9 +7114,6 @@
         <w:widowControl/>
       </w:pPr>
       <w:r>
-        <w:rPr>
-          <w:b w:val="0"/>
-        </w:rPr>
         <w:t>最后一次对齐有三种情形：删除A末尾，来自d[i-1][j]+1；插入B末尾，来自d[i][j-1]+1；配对两边末尾，来自d[i-1][j-1]，相等不加代价，不同加1。取最小值。kit变成sit只需替换首字母一次。</w:t>
       </w:r>
     </w:p>
@@ -7721,9 +7122,6 @@
         <w:widowControl/>
       </w:pPr>
       <w:r>
-        <w:rPr>
-          <w:b w:val="0"/>
-        </w:rPr>
         <w:t>LCS与编辑距离表面上都有二维表，却保存不同对象、使用不同代价。不要因为表的样子相似就混用初始化。尤其LCS的空前缀是0，编辑距离的边界是一串连续的插入或删除成本。</w:t>
       </w:r>
     </w:p>
@@ -7733,10 +7131,7 @@
         <w:widowControl/>
       </w:pPr>
       <w:r>
-        <w:rPr>
-          <w:b w:val="0"/>
-        </w:rPr>
-        <w:t>空间压缩前先认出左上角</w:t>
+        <w:t>10.3  空间压缩前先认出左上角</w:t>
       </w:r>
     </w:p>
     <w:p>
@@ -7744,9 +7139,6 @@
         <w:widowControl/>
       </w:pPr>
       <w:r>
-        <w:rPr>
-          <w:b w:val="0"/>
-        </w:rPr>
         <w:t>只保留上一行与当前行，空间可降为O(m)。若进一步只保留一行，还要单独保存被覆盖前的左上角。没有讲清每个来源来自哪一行之前，不必急着使用最省空间的版本。</w:t>
       </w:r>
     </w:p>
@@ -7756,10 +7148,7 @@
         <w:widowControl/>
       </w:pPr>
       <w:r>
-        <w:rPr>
-          <w:b w:val="0"/>
-        </w:rPr>
-        <w:t>独立任务</w:t>
+        <w:t>10.4  独立任务</w:t>
       </w:r>
     </w:p>
     <w:p>
@@ -7767,9 +7156,6 @@
         <w:widowControl/>
       </w:pPr>
       <w:r>
-        <w:rPr>
-          <w:b w:val="0"/>
-        </w:rPr>
         <w:t>自己填出A=ABA、B=BA的LCS表，解释最终答案在哪个格。然后只手推A为空串、B=ABC时的编辑距离边界，说明为什么整行不能全设0。</w:t>
       </w:r>
     </w:p>
@@ -7781,9 +7167,6 @@
         <w:widowControl/>
       </w:pPr>
       <w:r>
-        <w:rPr>
-          <w:b w:val="0"/>
-        </w:rPr>
         <w:t>第11章 把模型写成可靠的程序</w:t>
       </w:r>
       <w:bookmarkEnd w:id="12"/>
@@ -7794,10 +7177,7 @@
         <w:widowControl/>
       </w:pPr>
       <w:r>
-        <w:rPr>
-          <w:b w:val="0"/>
-        </w:rPr>
-        <w:t>从中文状态到数组</w:t>
+        <w:t>11.1  从中文状态到数组</w:t>
       </w:r>
     </w:p>
     <w:p>
@@ -7805,9 +7185,6 @@
         <w:widowControl/>
       </w:pPr>
       <w:r>
-        <w:rPr>
-          <w:b w:val="0"/>
-        </w:rPr>
         <w:t>先写一行注释：“dp[i][j]表示……”。列出每个下标的有效范围，决定分配多大的数组。再写初始化，随后按依赖实现转移，最后单独核对输出位置。这一顺序能减少“程序写完才想变量是什么意思”的混乱。</w:t>
       </w:r>
     </w:p>
@@ -7816,9 +7193,6 @@
         <w:widowControl/>
       </w:pPr>
       <w:r>
-        <w:rPr>
-          <w:b w:val="0"/>
-        </w:rPr>
         <w:t>你可以先写清楚但稍慢的版本，打印小数据的每一层。看到第一格与手推不一致时，检查那一格的来源和初值。不要因为最终答案不对就立刻重写整题，也不要同时修改状态、边界和循环三个部分。</w:t>
       </w:r>
     </w:p>
@@ -7828,10 +7202,7 @@
         <w:widowControl/>
       </w:pPr>
       <w:r>
-        <w:rPr>
-          <w:b w:val="0"/>
-        </w:rPr>
-        <w:t>数值范围是模型的一部分</w:t>
+        <w:t>11.2  数值范围是模型的一部分</w:t>
       </w:r>
     </w:p>
     <w:p>
@@ -7839,9 +7210,6 @@
         <w:widowControl/>
       </w:pPr>
       <w:r>
-        <w:rPr>
-          <w:b w:val="0"/>
-        </w:rPr>
         <w:t>楼梯计数会增长得很快。本书约定ways[0]=ways[1]=1，ways[91]=7540113804746346429，还在通常64位有符号long long范围内；ways[92]=12200160415121876738，已经超出。递推式正确仍然可能算错，因为存放答案的容器不够大。</w:t>
       </w:r>
     </w:p>
@@ -7850,9 +7218,6 @@
         <w:widowControl/>
       </w:pPr>
       <w:r>
-        <w:rPr>
-          <w:b w:val="0"/>
-        </w:rPr>
         <w:t>若题目要求精确大整数，就需要高精度；若明确要求对M取模，可以在计数加法中取模。不能为了避免溢出擅自取模。求最小值或最大值时，通常不能先对各候选取模再比较，因为取模会改变大小关系。</w:t>
       </w:r>
     </w:p>
@@ -7861,9 +7226,6 @@
         <w:widowControl/>
       </w:pPr>
       <w:r>
-        <w:rPr>
-          <w:b w:val="0"/>
-        </w:rPr>
         <w:t>long long类型的变量接收结果，不代表右边运算已经自动用long long。例如两个int先相乘可能已溢出，需在乘法发生前提升类型。INF也要留出加法余量，并且先检查来源可达，再相加，避免对哨兵继续运算。</w:t>
       </w:r>
     </w:p>
@@ -7873,10 +7235,7 @@
         <w:widowControl/>
       </w:pPr>
       <w:r>
-        <w:rPr>
-          <w:b w:val="0"/>
-        </w:rPr>
-        <w:t>三类测试加一次小规模核验</w:t>
+        <w:t>11.3  三类测试加一次小规模核验</w:t>
       </w:r>
     </w:p>
     <w:p>
@@ -7884,9 +7243,6 @@
         <w:widowControl/>
       </w:pPr>
       <w:r>
-        <w:rPr>
-          <w:b w:val="0"/>
-        </w:rPr>
         <w:t>第一类是关键区分例：专门让错误思路失败，例如0/1背包只有一件物品、容量却能装两件。第二类是边界：全负、不可达、相等元素、起点障碍等。第三类是最小规模：空前缀、单个元素、容量0，前提是题目允许这些输入。</w:t>
       </w:r>
     </w:p>
@@ -7895,9 +7251,6 @@
         <w:widowControl/>
       </w:pPr>
       <w:r>
-        <w:rPr>
-          <w:b w:val="0"/>
-        </w:rPr>
         <w:t>小规模核验是写一个很小规模能列举所有方案的笨办法，再与DP比较许多小输入。笨办法可以慢，但要独立按题意实现，不能把DP的同一条错误公式再抄一遍。两者不同后，保留最小失败样例，找第一处分歧。</w:t>
       </w:r>
     </w:p>
@@ -7906,9 +7259,6 @@
         <w:widowControl/>
       </w:pPr>
       <w:r>
-        <w:rPr>
-          <w:b w:val="0"/>
-        </w:rPr>
         <w:t>跑过许多数据提高信心，不能代替正确性理由。正确性理由也不能替代检查实现。两者配合，才知道“想法对”和“程序真按想法做了”。</w:t>
       </w:r>
     </w:p>
@@ -7918,10 +7268,7 @@
         <w:widowControl/>
       </w:pPr>
       <w:r>
-        <w:rPr>
-          <w:b w:val="0"/>
-        </w:rPr>
-        <w:t>第一册验收</w:t>
+        <w:t>11.4  第一册验收</w:t>
       </w:r>
     </w:p>
     <w:p>
@@ -7929,9 +7276,6 @@
         <w:widowControl/>
       </w:pPr>
       <w:r>
-        <w:rPr>
-          <w:b w:val="0"/>
-        </w:rPr>
         <w:t>合上讲义，从第三册完成A组。妈妈只读题，不提醒题型。你要独立留下：状态的一整句话、一个手推例子、转移的来源分类、初值、顺序、复杂度、程序和三类测试。隔一到三天换一题重做。</w:t>
       </w:r>
     </w:p>
@@ -7940,9 +7284,6 @@
         <w:widowControl/>
       </w:pPr>
       <w:r>
-        <w:rPr>
-          <w:b w:val="0"/>
-        </w:rPr>
         <w:t>如果你能跟着公式填表，却说不清为什么旧历史可以合并，回第2章；若模型正确但程序错，优先对照变量与每层含义，不必把所有理论重学。记录实际提示，不把“提示后完成”当作独立通过。</w:t>
       </w:r>
     </w:p>
@@ -7954,9 +7295,6 @@
         <w:widowControl/>
       </w:pPr>
       <w:r>
-        <w:rPr>
-          <w:b w:val="0"/>
-        </w:rPr>
         <w:t>本册资料说明</w:t>
       </w:r>
       <w:bookmarkEnd w:id="13"/>
@@ -7966,9 +7304,6 @@
         <w:widowControl/>
       </w:pPr>
       <w:r>
-        <w:rPr>
-          <w:b w:val="0"/>
-        </w:rPr>
         <w:t>[S1] 中国计算机学会 GESP认证大纲页面及其C++与Python一至八级附件。仅用于范围核对，讲解、例题与练习为本讲义原创教学编排。核对日期2026年10月12日。</w:t>
       </w:r>
     </w:p>
@@ -7979,9 +7314,6 @@
         <w:spacing w:after="80"/>
       </w:pPr>
       <w:r>
-        <w:rPr>
-          <w:b w:val="0"/>
-        </w:rPr>
         <w:t>https://gesp.ccf.org.cn/101/1008/10012.html</w:t>
       </w:r>
     </w:p>
@@ -7992,9 +7324,6 @@
         <w:spacing w:after="80"/>
       </w:pPr>
       <w:r>
-        <w:rPr>
-          <w:b w:val="0"/>
-        </w:rPr>
         <w:t>https://gesp.ccf.org.cn/101/attach/1725701770182688.pdf</w:t>
       </w:r>
     </w:p>
@@ -8003,9 +7332,6 @@
         <w:widowControl/>
       </w:pPr>
       <w:r>
-        <w:rPr>
-          <w:b w:val="0"/>
-        </w:rPr>
         <w:t>[S2] 中国计算机学会 NOI大纲2025年修订版发布页。提高组章节为教学路线，不等同于官方逐题要求或得分保证。</w:t>
       </w:r>
     </w:p>
@@ -8016,9 +7342,6 @@
         <w:spacing w:after="80"/>
       </w:pPr>
       <w:r>
-        <w:rPr>
-          <w:b w:val="0"/>
-        </w:rPr>
         <w:t>https://www.noi.cn/xw/2025-04-18/841584.shtml</w:t>
       </w:r>
     </w:p>
@@ -8029,9 +7352,6 @@
         <w:spacing w:after="80"/>
       </w:pPr>
       <w:r>
-        <w:rPr>
-          <w:b w:val="0"/>
-        </w:rPr>
         <w:t>https://www.noi.cn/upload/resources/file/2025/04/18/NOI_Syllabus_Edition_2025.pdf</w:t>
       </w:r>
     </w:p>
@@ -8512,16 +7832,16 @@
     <w:pPr>
       <w:keepNext/>
       <w:keepLines/>
-      <w:spacing w:before="240" w:after="180"/>
+      <w:spacing w:before="480" w:after="280" w:line="600" w:lineRule="exact"/>
       <w:outlineLvl w:val="0"/>
     </w:pPr>
     <w:rPr>
-      <w:rFonts w:ascii="Calibri" w:hAnsi="Calibri" w:eastAsia="Noto Serif CJK SC"/>
+      <w:rFonts w:ascii="Calibri" w:hAnsi="Calibri" w:eastAsia="Noto Sans CJK SC"/>
       <w:b/>
       <w:bCs/>
       <w:i w:val="0"/>
       <w:color w:val="000000"/>
-      <w:sz w:val="36"/>
+      <w:sz w:val="42"/>
       <w:szCs w:val="28"/>
     </w:rPr>
   </w:style>
@@ -8537,16 +7857,16 @@
     <w:pPr>
       <w:keepNext/>
       <w:keepLines/>
-      <w:spacing w:before="240" w:after="180"/>
+      <w:spacing w:before="360" w:after="160" w:line="460" w:lineRule="exact"/>
       <w:outlineLvl w:val="1"/>
     </w:pPr>
     <w:rPr>
-      <w:rFonts w:ascii="Calibri" w:hAnsi="Calibri" w:eastAsia="Noto Serif CJK SC"/>
+      <w:rFonts w:ascii="Calibri" w:hAnsi="Calibri" w:eastAsia="Noto Sans CJK SC"/>
       <w:b/>
       <w:bCs/>
       <w:i w:val="0"/>
       <w:color w:val="000000"/>
-      <w:sz w:val="27"/>
+      <w:sz w:val="29"/>
       <w:szCs w:val="26"/>
     </w:rPr>
   </w:style>
@@ -8562,14 +7882,16 @@
     <w:pPr>
       <w:keepNext/>
       <w:keepLines/>
-      <w:spacing w:before="200" w:after="0"/>
+      <w:spacing w:before="240" w:after="120" w:line="400" w:lineRule="exact"/>
       <w:outlineLvl w:val="2"/>
     </w:pPr>
     <w:rPr>
-      <w:rFonts w:asciiTheme="majorHAnsi" w:eastAsiaTheme="majorEastAsia" w:hAnsiTheme="majorHAnsi" w:cstheme="majorBidi"/>
+      <w:rFonts w:ascii="Calibri" w:hAnsi="Calibri" w:eastAsia="Noto Sans CJK SC"/>
       <w:b/>
       <w:bCs/>
-      <w:color w:val="4F81BD" w:themeColor="accent1"/>
+      <w:i w:val="0"/>
+      <w:color w:val="000000"/>
+      <w:sz w:val="24"/>
     </w:rPr>
   </w:style>
   <w:style w:type="paragraph" w:styleId="Heading4">
@@ -8801,17 +8123,17 @@
     <w:rsid w:val="00FC693F"/>
     <w:pPr>
       <w:keepNext/>
-      <w:spacing w:after="180" w:line="240" w:lineRule="auto" w:before="0"/>
+      <w:spacing w:after="280" w:line="760" w:lineRule="exact" w:before="0"/>
       <w:contextualSpacing/>
     </w:pPr>
     <w:rPr>
-      <w:rFonts w:ascii="Calibri" w:hAnsi="Calibri" w:eastAsia="Noto Serif CJK SC"/>
+      <w:rFonts w:ascii="Calibri" w:hAnsi="Calibri" w:eastAsia="Noto Sans CJK SC"/>
       <w:b/>
       <w:i w:val="0"/>
       <w:color w:val="000000"/>
       <w:spacing w:val="5"/>
       <w:kern w:val="28"/>
-      <w:sz w:val="50"/>
+      <w:sz w:val="54"/>
       <w:szCs w:val="52"/>
     </w:rPr>
   </w:style>
@@ -8843,10 +8165,10 @@
       <w:numPr>
         <w:ilvl w:val="1"/>
       </w:numPr>
-      <w:spacing w:before="0" w:after="180"/>
+      <w:spacing w:line="520" w:lineRule="exact" w:before="0" w:after="280"/>
     </w:pPr>
     <w:rPr>
-      <w:rFonts w:ascii="Calibri" w:hAnsi="Calibri" w:eastAsia="Noto Serif CJK SC"/>
+      <w:rFonts w:ascii="Calibri" w:hAnsi="Calibri" w:eastAsia="Noto Sans CJK SC"/>
       <w:b/>
       <w:i w:val="0"/>
       <w:iCs/>
